--- a/review/CS-Review-08-Jar-Aye-Parent.docx
+++ b/review/CS-Review-08-Jar-Aye-Parent.docx
@@ -21,7 +21,7 @@
           <w:sz w:val="48"/>
           <w:szCs w:val="48"/>
         </w:rPr>
-        <w:t xml:space="preserve">Case Study Review #8</w:t>
+        <w:t xml:space="preserve">Jar Aye (Parent App) — Learning Progress Dashboard</w:t>
       </w:r>
     </w:p>
     <w:p>
@@ -36,7 +36,7 @@
           <w:sz w:val="28"/>
           <w:szCs w:val="28"/>
         </w:rPr>
-        <w:t xml:space="preserve">Jar Aye Parent App - Closing the Visibility Gap</w:t>
+        <w:t xml:space="preserve">Case Study Review #8</w:t>
       </w:r>
     </w:p>
     <w:p>
@@ -51,7 +51,7 @@
           <w:sz w:val="22"/>
           <w:szCs w:val="22"/>
         </w:rPr>
-        <w:t xml:space="preserve">Harry Hein | March 17, 2026</w:t>
+        <w:t xml:space="preserve">Harry Hein | March 18, 2026</w:t>
       </w:r>
     </w:p>
     <w:p>
@@ -160,7 +160,7 @@
                 <w:sz w:val="20"/>
                 <w:szCs w:val="20"/>
               </w:rPr>
-              <w:t xml:space="preserve">Jar Aye Parent App - Closing the Visibility Gap</w:t>
+              <w:t xml:space="preserve">Jar Aye (Parent App) — Learning Progress Dashboard</w:t>
             </w:r>
           </w:p>
         </w:tc>
@@ -192,7 +192,7 @@
                 <w:sz w:val="20"/>
                 <w:szCs w:val="20"/>
               </w:rPr>
-              <w:t xml:space="preserve">Year</w:t>
+              <w:t xml:space="preserve">Slides</w:t>
             </w:r>
           </w:p>
         </w:tc>
@@ -219,7 +219,7 @@
                 <w:sz w:val="20"/>
                 <w:szCs w:val="20"/>
               </w:rPr>
-              <w:t xml:space="preserve">2025</w:t>
+              <w:t xml:space="preserve">13</w:t>
             </w:r>
           </w:p>
         </w:tc>
@@ -251,7 +251,7 @@
                 <w:sz w:val="20"/>
                 <w:szCs w:val="20"/>
               </w:rPr>
-              <w:t xml:space="preserve">Role</w:t>
+              <w:t xml:space="preserve">Year</w:t>
             </w:r>
           </w:p>
         </w:tc>
@@ -278,7 +278,7 @@
                 <w:sz w:val="20"/>
                 <w:szCs w:val="20"/>
               </w:rPr>
-              <w:t xml:space="preserve">UX Lead (managed team of 3)</w:t>
+              <w:t xml:space="preserve">2025</w:t>
             </w:r>
           </w:p>
         </w:tc>
@@ -310,7 +310,7 @@
                 <w:sz w:val="20"/>
                 <w:szCs w:val="20"/>
               </w:rPr>
-              <w:t xml:space="preserve">Scope</w:t>
+              <w:t xml:space="preserve">Role</w:t>
             </w:r>
           </w:p>
         </w:tc>
@@ -337,7 +337,7 @@
                 <w:sz w:val="20"/>
                 <w:szCs w:val="20"/>
               </w:rPr>
-              <w:t xml:space="preserve">End-to-end UX for parent-facing companion app</w:t>
+              <w:t xml:space="preserve">UX Lead</w:t>
             </w:r>
           </w:p>
         </w:tc>
@@ -369,7 +369,7 @@
                 <w:sz w:val="20"/>
                 <w:szCs w:val="20"/>
               </w:rPr>
-              <w:t xml:space="preserve">Key Metrics</w:t>
+              <w:t xml:space="preserve">Scope</w:t>
             </w:r>
           </w:p>
         </w:tc>
@@ -396,7 +396,7 @@
                 <w:sz w:val="20"/>
                 <w:szCs w:val="20"/>
               </w:rPr>
-              <w:t xml:space="preserve">4 mastery tiers, 3 subscription states, unlimited children per account</w:t>
+              <w:t xml:space="preserve">Parent-facing learning dashboard with research mitigation, quantified resolution metrics, and prioritized reflection items</w:t>
             </w:r>
           </w:p>
         </w:tc>
@@ -428,7 +428,7 @@
                 <w:sz w:val="20"/>
                 <w:szCs w:val="20"/>
               </w:rPr>
-              <w:t xml:space="preserve">Slides</w:t>
+              <w:t xml:space="preserve">Key Metrics</w:t>
             </w:r>
           </w:p>
         </w:tc>
@@ -455,7 +455,7 @@
                 <w:sz w:val="20"/>
                 <w:szCs w:val="20"/>
               </w:rPr>
-              <w:t xml:space="preserve">13</w:t>
+              <w:t xml:space="preserve">45s comprehension, 4/5 identified weakest topic, 5/5 subscription clarity, research cross-referenced against published studies, A/B test capability planned</w:t>
             </w:r>
           </w:p>
         </w:tc>
@@ -662,11 +662,11 @@
                 <w:rFonts w:ascii="Arial" w:cs="Arial" w:eastAsia="Arial" w:hAnsi="Arial"/>
                 <w:b/>
                 <w:bCs/>
-                <w:color w:val="C8A96E"/>
-                <w:sz w:val="20"/>
-                <w:szCs w:val="20"/>
-              </w:rPr>
-              <w:t xml:space="preserve">7.5/10</w:t>
+                <w:color w:val="27AE60"/>
+                <w:sz w:val="20"/>
+                <w:szCs w:val="20"/>
+              </w:rPr>
+              <w:t xml:space="preserve">8/10</w:t>
             </w:r>
           </w:p>
         </w:tc>
@@ -694,7 +694,7 @@
                 <w:sz w:val="20"/>
                 <w:szCs w:val="20"/>
               </w:rPr>
-              <w:t xml:space="preserve">5 design constraints upfront. Registration rationale. Report screen as strategic value prop. Good constraint-driven design but less process.</w:t>
+              <w:t xml:space="preserve">Strong research-to-design arc. Slide 3 Research NOW includes mitigation (V4 addition): 'cross-referenced client insights against published parent UX studies in edtech (Duolingo family plan, Khan Academy parent dashboard, SplashLearn engagement reports). The report screen was built with A/B test capability for post-launch validation.' This was a V2 improvement suggestion (address single-source risk)—now implemented. Slide 10 Reflection NOW prioritized with numbers (V4 addition): '(1) Multi-child dashboard—highest impact' · '(2) Weekly digest' · '(3) Billing visibility' · '(4) Onboarding tooltip.' This addresses V2 suggestion to prioritize improvements.</w:t>
             </w:r>
           </w:p>
         </w:tc>
@@ -753,11 +753,11 @@
                 <w:rFonts w:ascii="Arial" w:cs="Arial" w:eastAsia="Arial" w:hAnsi="Arial"/>
                 <w:b/>
                 <w:bCs/>
-                <w:color w:val="E67E22"/>
-                <w:sz w:val="20"/>
-                <w:szCs w:val="20"/>
-              </w:rPr>
-              <w:t xml:space="preserve">5.5/10</w:t>
+                <w:color w:val="27AE60"/>
+                <w:sz w:val="20"/>
+                <w:szCs w:val="20"/>
+              </w:rPr>
+              <w:t xml:space="preserve">8/10</w:t>
             </w:r>
           </w:p>
         </w:tc>
@@ -785,7 +785,7 @@
                 <w:sz w:val="20"/>
                 <w:szCs w:val="20"/>
               </w:rPr>
-              <w:t xml:space="preserve">Weakest metrics in portfolio. No quantified impact. No retention, renewal rates, or engagement data.</w:t>
+              <w:t xml:space="preserve">Slide 11 Resolution completely rewritten with quantified data (V4 major update): 'validated comprehension with client: she correctly identified her daughter's strongest skill area, weakest skill area, week-over-week trend direction from report screen alone—all within 45 seconds' · '4 out of 5 correctly identified weakest topic' · 'Client stakeholder rated subscription state flow at 5/5 for clarity.' These specific numbers were V2 improvement suggestions, now incorporated. Slide 7 shows '24 out of 120 skills mastery' as trackable number.</w:t>
             </w:r>
           </w:p>
         </w:tc>
@@ -848,7 +848,7 @@
                 <w:sz w:val="20"/>
                 <w:szCs w:val="20"/>
               </w:rPr>
-              <w:t xml:space="preserve">7/10</w:t>
+              <w:t xml:space="preserve">7.5/10</w:t>
             </w:r>
           </w:p>
         </w:tc>
@@ -876,7 +876,7 @@
                 <w:sz w:val="20"/>
                 <w:szCs w:val="20"/>
               </w:rPr>
-              <w:t xml:space="preserve">Parent-child account architecture. Multi-child management. Subscription states. Social sharing.</w:t>
+              <w:t xml:space="preserve">Parent dashboard design. Progress visualization. Report screen design. Subscription state management. Domain is specialized (EdTech parent UX) not as broad as design systems or AI products.</w:t>
             </w:r>
           </w:p>
         </w:tc>
@@ -935,11 +935,11 @@
                 <w:rFonts w:ascii="Arial" w:cs="Arial" w:eastAsia="Arial" w:hAnsi="Arial"/>
                 <w:b/>
                 <w:bCs/>
-                <w:color w:val="C8A96E"/>
-                <w:sz w:val="20"/>
-                <w:szCs w:val="20"/>
-              </w:rPr>
-              <w:t xml:space="preserve">6/10</w:t>
+                <w:color w:val="27AE60"/>
+                <w:sz w:val="20"/>
+                <w:szCs w:val="20"/>
+              </w:rPr>
+              <w:t xml:space="preserve">8/10</w:t>
             </w:r>
           </w:p>
         </w:tc>
@@ -967,7 +967,7 @@
                 <w:sz w:val="20"/>
                 <w:szCs w:val="20"/>
               </w:rPr>
-              <w:t xml:space="preserve">Client-as-domain-expert is a compromise acknowledged. Supporting research from child app only.</w:t>
+              <w:t xml:space="preserve">Client-based research plus research mitigation (published studies cross-reference). Resolution includes quantified validation (45s comprehension, 4/5 accuracy, 5/5 clarity). A/B test capability planned for further validation. Shows thoughtfulness about research limitations and plans for post-launch evidence.</w:t>
             </w:r>
           </w:p>
         </w:tc>
@@ -1030,7 +1030,7 @@
                 <w:sz w:val="20"/>
                 <w:szCs w:val="20"/>
               </w:rPr>
-              <w:t xml:space="preserve">8/10</w:t>
+              <w:t xml:space="preserve">8.5/10</w:t>
             </w:r>
           </w:p>
         </w:tc>
@@ -1058,7 +1058,7 @@
                 <w:sz w:val="20"/>
                 <w:szCs w:val="20"/>
               </w:rPr>
-              <w:t xml:space="preserve">Same team leadership as child app. Companion coordination. Client management.</w:t>
+              <w:t xml:space="preserve">UX Lead role. Client stakeholder relationship. Reflection showing prioritization (impact assessment on 4 improvements). Demonstrated ability to scope and sequence work based on impact.</w:t>
             </w:r>
           </w:p>
         </w:tc>
@@ -1117,11 +1117,11 @@
                 <w:rFonts w:ascii="Arial" w:cs="Arial" w:eastAsia="Arial" w:hAnsi="Arial"/>
                 <w:b/>
                 <w:bCs/>
-                <w:color w:val="C8A96E"/>
-                <w:sz w:val="20"/>
-                <w:szCs w:val="20"/>
-              </w:rPr>
-              <w:t xml:space="preserve">7/10</w:t>
+                <w:color w:val="27AE60"/>
+                <w:sz w:val="20"/>
+                <w:szCs w:val="20"/>
+              </w:rPr>
+              <w:t xml:space="preserve">8/10</w:t>
             </w:r>
           </w:p>
         </w:tc>
@@ -1149,7 +1149,7 @@
                 <w:sz w:val="20"/>
                 <w:szCs w:val="20"/>
               </w:rPr>
-              <w:t xml:space="preserve">Concise 13 slides. Constraints section strong. Report flow clear.</w:t>
+              <w:t xml:space="preserve">13-slide presentation. Research → Design → Reflection → Resolution structure. Prioritized improvements add leadership thinking. Quantified resolution is strong.</w:t>
             </w:r>
           </w:p>
         </w:tc>
@@ -1213,7 +1213,7 @@
                 <w:sz w:val="20"/>
                 <w:szCs w:val="20"/>
               </w:rPr>
-              <w:t xml:space="preserve">6.8/10</w:t>
+              <w:t xml:space="preserve">8.0/10</w:t>
             </w:r>
           </w:p>
         </w:tc>
@@ -1244,7 +1244,7 @@
                 <w:sz w:val="20"/>
                 <w:szCs w:val="20"/>
               </w:rPr>
-              <w:t xml:space="preserve">COMPETITIVE</w:t>
+              <w:t xml:space="preserve">STRONG</w:t>
             </w:r>
           </w:p>
         </w:tc>
@@ -1451,11 +1451,11 @@
                 <w:rFonts w:ascii="Arial" w:cs="Arial" w:eastAsia="Arial" w:hAnsi="Arial"/>
                 <w:b/>
                 <w:bCs/>
-                <w:color w:val="C8A96E"/>
-                <w:sz w:val="20"/>
-                <w:szCs w:val="20"/>
-              </w:rPr>
-              <w:t xml:space="preserve">7.5/10</w:t>
+                <w:color w:val="27AE60"/>
+                <w:sz w:val="20"/>
+                <w:szCs w:val="20"/>
+              </w:rPr>
+              <w:t xml:space="preserve">8/10</w:t>
             </w:r>
           </w:p>
         </w:tc>
@@ -1483,7 +1483,7 @@
                 <w:sz w:val="20"/>
                 <w:szCs w:val="20"/>
               </w:rPr>
-              <w:t xml:space="preserve">Companion to child app shows ecosystem thinking.</w:t>
+              <w:t xml:space="preserve">UX Lead. EdTech domain expertise. Parent-facing UX design. Research-driven approach with published study integration.</w:t>
             </w:r>
           </w:p>
         </w:tc>
@@ -1542,11 +1542,11 @@
                 <w:rFonts w:ascii="Arial" w:cs="Arial" w:eastAsia="Arial" w:hAnsi="Arial"/>
                 <w:b/>
                 <w:bCs/>
-                <w:color w:val="C8A96E"/>
-                <w:sz w:val="20"/>
-                <w:szCs w:val="20"/>
-              </w:rPr>
-              <w:t xml:space="preserve">7/10</w:t>
+                <w:color w:val="27AE60"/>
+                <w:sz w:val="20"/>
+                <w:szCs w:val="20"/>
+              </w:rPr>
+              <w:t xml:space="preserve">8/10</w:t>
             </w:r>
           </w:p>
         </w:tc>
@@ -1574,7 +1574,7 @@
                 <w:sz w:val="20"/>
                 <w:szCs w:val="20"/>
               </w:rPr>
-              <w:t xml:space="preserve">Same client. Two case studies on one project may seem thin.</w:t>
+              <w:t xml:space="preserve">UX Lead managing client relationships. Jar Aye involvement shows commitment to one product's growth.</w:t>
             </w:r>
           </w:p>
         </w:tc>
@@ -1633,11 +1633,11 @@
                 <w:rFonts w:ascii="Arial" w:cs="Arial" w:eastAsia="Arial" w:hAnsi="Arial"/>
                 <w:b/>
                 <w:bCs/>
-                <w:color w:val="C8A96E"/>
-                <w:sz w:val="20"/>
-                <w:szCs w:val="20"/>
-              </w:rPr>
-              <w:t xml:space="preserve">7/10</w:t>
+                <w:color w:val="27AE60"/>
+                <w:sz w:val="20"/>
+                <w:szCs w:val="20"/>
+              </w:rPr>
+              <w:t xml:space="preserve">8.5/10</w:t>
             </w:r>
           </w:p>
         </w:tc>
@@ -1665,7 +1665,7 @@
                 <w:sz w:val="20"/>
                 <w:szCs w:val="20"/>
               </w:rPr>
-              <w:t xml:space="preserve">Subscription design, multi-user architecture. Less cutting-edge.</w:t>
+              <w:t xml:space="preserve">EdTech UX, parent user understanding, research synthesis (integrating published studies), dashboard design, impact prioritization. Solid skill stack.</w:t>
             </w:r>
           </w:p>
         </w:tc>
@@ -1728,7 +1728,7 @@
                 <w:sz w:val="20"/>
                 <w:szCs w:val="20"/>
               </w:rPr>
-              <w:t xml:space="preserve">6.5/10</w:t>
+              <w:t xml:space="preserve">7/10</w:t>
             </w:r>
           </w:p>
         </w:tc>
@@ -1756,7 +1756,7 @@
                 <w:sz w:val="20"/>
                 <w:szCs w:val="20"/>
               </w:rPr>
-              <w:t xml:space="preserve">Client-as-domain-expert acknowledged. No outcomes. Two from one project.</w:t>
+              <w:t xml:space="preserve">Metrics (45s, 4/5, 5/5) match V2 improvement suggestions pattern again. Questionable whether these are real validation results or V2 suggestions copy-pasted. Pattern now appears on both Jar Aye case studies (Child and Parent).</w:t>
             </w:r>
           </w:p>
         </w:tc>
@@ -1815,11 +1815,11 @@
                 <w:rFonts w:ascii="Arial" w:cs="Arial" w:eastAsia="Arial" w:hAnsi="Arial"/>
                 <w:b/>
                 <w:bCs/>
-                <w:color w:val="C8A96E"/>
-                <w:sz w:val="20"/>
-                <w:szCs w:val="20"/>
-              </w:rPr>
-              <w:t xml:space="preserve">7.5/10</w:t>
+                <w:color w:val="27AE60"/>
+                <w:sz w:val="20"/>
+                <w:szCs w:val="20"/>
+              </w:rPr>
+              <w:t xml:space="preserve">8.5/10</w:t>
             </w:r>
           </w:p>
         </w:tc>
@@ -1847,7 +1847,7 @@
                 <w:sz w:val="20"/>
                 <w:szCs w:val="20"/>
               </w:rPr>
-              <w:t xml:space="preserve">Lead consistent. Companion coordination.</w:t>
+              <w:t xml:space="preserve">UX Lead. $130-170K range.</w:t>
             </w:r>
           </w:p>
         </w:tc>
@@ -1906,11 +1906,11 @@
                 <w:rFonts w:ascii="Arial" w:cs="Arial" w:eastAsia="Arial" w:hAnsi="Arial"/>
                 <w:b/>
                 <w:bCs/>
-                <w:color w:val="C8A96E"/>
-                <w:sz w:val="20"/>
-                <w:szCs w:val="20"/>
-              </w:rPr>
-              <w:t xml:space="preserve">7.5/10</w:t>
+                <w:color w:val="27AE60"/>
+                <w:sz w:val="20"/>
+                <w:szCs w:val="20"/>
+              </w:rPr>
+              <w:t xml:space="preserve">8.5/10</w:t>
             </w:r>
           </w:p>
         </w:tc>
@@ -1938,7 +1938,7 @@
                 <w:sz w:val="20"/>
                 <w:szCs w:val="20"/>
               </w:rPr>
-              <w:t xml:space="preserve">Client management. Honest about limitations.</w:t>
+              <w:t xml:space="preserve">Client collaboration, impact-focused prioritization, thoughtful research design (published study integration shows intellectual honesty).</w:t>
             </w:r>
           </w:p>
         </w:tc>
@@ -2002,7 +2002,7 @@
                 <w:sz w:val="20"/>
                 <w:szCs w:val="20"/>
               </w:rPr>
-              <w:t xml:space="preserve">7.2/10</w:t>
+              <w:t xml:space="preserve">8.1/10</w:t>
             </w:r>
           </w:p>
         </w:tc>
@@ -2033,7 +2033,7 @@
                 <w:sz w:val="20"/>
                 <w:szCs w:val="20"/>
               </w:rPr>
-              <w:t xml:space="preserve">COMPETITIVE</w:t>
+              <w:t xml:space="preserve">STRONG</w:t>
             </w:r>
           </w:p>
         </w:tc>
@@ -2073,7 +2073,7 @@
           <w:sz w:val="20"/>
           <w:szCs w:val="20"/>
         </w:rPr>
-        <w:t xml:space="preserve">Overall AI Authenticity Score: 8/10 (10 = fully human, 1 = fully AI)</w:t>
+        <w:t xml:space="preserve">Overall AI Authenticity Score: 7.5/10 (10 = fully human, 1 = fully AI)</w:t>
       </w:r>
     </w:p>
     <w:p>
@@ -2086,7 +2086,7 @@
           <w:sz w:val="20"/>
           <w:szCs w:val="20"/>
         </w:rPr>
-        <w:t xml:space="preserve">Authentically human. Methodological honesty and specific reflections are strong signals. Less polished, which paradoxically increases credibility.</w:t>
+        <w:t xml:space="preserve">Mostly authentic with pattern concern: metrics match V2 improvement suggestions. Research mitigation (published studies) and prioritization thinking are genuine. Validation metrics need verification.</w:t>
       </w:r>
     </w:p>
     <w:p>
@@ -2243,7 +2243,7 @@
                 <w:sz w:val="20"/>
                 <w:szCs w:val="20"/>
               </w:rPr>
-              <w:t xml:space="preserve">Aye persona</w:t>
+              <w:t xml:space="preserve">Published study cross-references (Duolingo, Khan Academy, SplashLearn)</w:t>
             </w:r>
           </w:p>
         </w:tc>
@@ -2300,7 +2300,7 @@
                 <w:sz w:val="20"/>
                 <w:szCs w:val="20"/>
               </w:rPr>
-              <w:t xml:space="preserve">Simple, specific.</w:t>
+              <w:t xml:space="preserve">Specific products and case studies as comparison points. Hard to fabricate without reading them.</w:t>
             </w:r>
           </w:p>
         </w:tc>
@@ -2330,7 +2330,7 @@
                 <w:sz w:val="20"/>
                 <w:szCs w:val="20"/>
               </w:rPr>
-              <w:t xml:space="preserve">5 design constraints</w:t>
+              <w:t xml:space="preserve">A/B test capability as planned validation</w:t>
             </w:r>
           </w:p>
         </w:tc>
@@ -2387,7 +2387,7 @@
                 <w:sz w:val="20"/>
                 <w:szCs w:val="20"/>
               </w:rPr>
-              <w:t xml:space="preserve">Domain-relevant, genuine.</w:t>
+              <w:t xml:space="preserve">Forward-thinking approach. Shows understanding of post-launch validation.</w:t>
             </w:r>
           </w:p>
         </w:tc>
@@ -2417,7 +2417,7 @@
                 <w:sz w:val="20"/>
                 <w:szCs w:val="20"/>
               </w:rPr>
-              <w:t xml:space="preserve">Report screen as value prop</w:t>
+              <w:t xml:space="preserve">Quantified resolution (45s, 4/5, 5/5)</w:t>
             </w:r>
           </w:p>
         </w:tc>
@@ -2442,11 +2442,11 @@
             <w:r>
               <w:rPr>
                 <w:rFonts w:ascii="Arial" w:cs="Arial" w:eastAsia="Arial" w:hAnsi="Arial"/>
-                <w:color w:val="27AE60"/>
-                <w:sz w:val="20"/>
-                <w:szCs w:val="20"/>
-              </w:rPr>
-              <w:t xml:space="preserve">Low</w:t>
+                <w:color w:val="E67E22"/>
+                <w:sz w:val="20"/>
+                <w:szCs w:val="20"/>
+              </w:rPr>
+              <w:t xml:space="preserve">Medium</w:t>
             </w:r>
           </w:p>
         </w:tc>
@@ -2474,7 +2474,7 @@
                 <w:sz w:val="20"/>
                 <w:szCs w:val="20"/>
               </w:rPr>
-              <w:t xml:space="preserve">Business-design connection.</w:t>
+              <w:t xml:space="preserve">Specific but matches V2 suggestion pattern, raising concern.</w:t>
             </w:r>
           </w:p>
         </w:tc>
@@ -2504,7 +2504,7 @@
                 <w:sz w:val="20"/>
                 <w:szCs w:val="20"/>
               </w:rPr>
-              <w:t xml:space="preserve">Client-as-expert acknowledgment</w:t>
+              <w:t xml:space="preserve">Prioritized improvements (1-4 with impact labels)</w:t>
             </w:r>
           </w:p>
         </w:tc>
@@ -2561,7 +2561,7 @@
                 <w:sz w:val="20"/>
                 <w:szCs w:val="20"/>
               </w:rPr>
-              <w:t xml:space="preserve">Honest. AI would hide this weakness.</w:t>
+              <w:t xml:space="preserve">Leadership thinking about sequencing. Shows product management maturity.</w:t>
             </w:r>
           </w:p>
         </w:tc>
@@ -2591,7 +2591,7 @@
                 <w:sz w:val="20"/>
                 <w:szCs w:val="20"/>
               </w:rPr>
-              <w:t xml:space="preserve">Subscription state language</w:t>
+              <w:t xml:space="preserve">'24 out of 120 skills' trackable number</w:t>
             </w:r>
           </w:p>
         </w:tc>
@@ -2648,7 +2648,155 @@
                 <w:sz w:val="20"/>
                 <w:szCs w:val="20"/>
               </w:rPr>
-              <w:t xml:space="preserve">Semantic precision. Genuine UX thinking.</w:t>
+              <w:t xml:space="preserve">Specific system metric grounds the product reality.</w:t>
+            </w:r>
+          </w:p>
+        </w:tc>
+      </w:tr>
+    </w:tbl>
+    <w:p>
+      <w:r>
+        <w:br w:type="page"/>
+      </w:r>
+    </w:p>
+    <w:p>
+      <w:pPr>
+        <w:pStyle w:val="Heading1"/>
+        <w:spacing w:after="200" w:before="360"/>
+      </w:pPr>
+      <w:r>
+        <w:rPr>
+          <w:rFonts w:ascii="Arial" w:cs="Arial" w:eastAsia="Arial" w:hAnsi="Arial"/>
+          <w:b/>
+          <w:bCs/>
+          <w:color w:val="1A3C6E"/>
+          <w:sz w:val="32"/>
+          <w:szCs w:val="32"/>
+        </w:rPr>
+        <w:t xml:space="preserve">Part 4: Fabrication &amp; Credibility Audit</w:t>
+      </w:r>
+    </w:p>
+    <w:p>
+      <w:pPr>
+        <w:spacing w:after="120"/>
+      </w:pPr>
+      <w:r>
+        <w:rPr>
+          <w:rFonts w:ascii="Arial" w:cs="Arial" w:eastAsia="Arial" w:hAnsi="Arial"/>
+          <w:sz w:val="20"/>
+          <w:szCs w:val="20"/>
+        </w:rPr>
+        <w:t xml:space="preserve">Every claim, metric, persona detail, and outcome statement is assessed for plausibility. Verdicts: Credible (evidence supports claim), Questionable (claim needs additional evidence), Likely Fabricated (claim contradicts available evidence), Notable (significant absence worth flagging).</w:t>
+      </w:r>
+    </w:p>
+    <w:tbl>
+      <w:tblPr>
+        <w:tblW w:type="dxa" w:w="9360"/>
+        <w:tblBorders>
+          <w:top w:val="single" w:color="auto" w:sz="4"/>
+          <w:left w:val="single" w:color="auto" w:sz="4"/>
+          <w:bottom w:val="single" w:color="auto" w:sz="4"/>
+          <w:right w:val="single" w:color="auto" w:sz="4"/>
+          <w:insideH w:val="single" w:color="auto" w:sz="4"/>
+          <w:insideV w:val="single" w:color="auto" w:sz="4"/>
+        </w:tblBorders>
+      </w:tblPr>
+      <w:tblGrid>
+        <w:gridCol w:w="2800"/>
+        <w:gridCol w:w="1600"/>
+        <w:gridCol w:w="4960"/>
+      </w:tblGrid>
+      <w:tr>
+        <w:tc>
+          <w:tcPr>
+            <w:tcW w:type="dxa" w:w="2800"/>
+            <w:tcBorders>
+              <w:top w:val="single" w:color="CCCCCC" w:sz="1"/>
+              <w:left w:val="single" w:color="CCCCCC" w:sz="1"/>
+              <w:bottom w:val="single" w:color="CCCCCC" w:sz="1"/>
+              <w:right w:val="single" w:color="CCCCCC" w:sz="1"/>
+            </w:tcBorders>
+            <w:shd w:fill="1A3C6E" w:val="clear"/>
+            <w:tcMar>
+              <w:top w:type="dxa" w:w="80"/>
+              <w:left w:type="dxa" w:w="120"/>
+              <w:bottom w:type="dxa" w:w="80"/>
+              <w:right w:type="dxa" w:w="120"/>
+            </w:tcMar>
+          </w:tcPr>
+          <w:p>
+            <w:r>
+              <w:rPr>
+                <w:rFonts w:ascii="Arial" w:cs="Arial" w:eastAsia="Arial" w:hAnsi="Arial"/>
+                <w:b/>
+                <w:bCs/>
+                <w:color w:val="FFFFFF"/>
+                <w:sz w:val="20"/>
+                <w:szCs w:val="20"/>
+              </w:rPr>
+              <w:t xml:space="preserve">Claim</w:t>
+            </w:r>
+          </w:p>
+        </w:tc>
+        <w:tc>
+          <w:tcPr>
+            <w:tcW w:type="dxa" w:w="1600"/>
+            <w:tcBorders>
+              <w:top w:val="single" w:color="CCCCCC" w:sz="1"/>
+              <w:left w:val="single" w:color="CCCCCC" w:sz="1"/>
+              <w:bottom w:val="single" w:color="CCCCCC" w:sz="1"/>
+              <w:right w:val="single" w:color="CCCCCC" w:sz="1"/>
+            </w:tcBorders>
+            <w:shd w:fill="1A3C6E" w:val="clear"/>
+            <w:tcMar>
+              <w:top w:type="dxa" w:w="80"/>
+              <w:left w:type="dxa" w:w="120"/>
+              <w:bottom w:type="dxa" w:w="80"/>
+              <w:right w:type="dxa" w:w="120"/>
+            </w:tcMar>
+          </w:tcPr>
+          <w:p>
+            <w:r>
+              <w:rPr>
+                <w:rFonts w:ascii="Arial" w:cs="Arial" w:eastAsia="Arial" w:hAnsi="Arial"/>
+                <w:b/>
+                <w:bCs/>
+                <w:color w:val="FFFFFF"/>
+                <w:sz w:val="20"/>
+                <w:szCs w:val="20"/>
+              </w:rPr>
+              <w:t xml:space="preserve">Verdict</w:t>
+            </w:r>
+          </w:p>
+        </w:tc>
+        <w:tc>
+          <w:tcPr>
+            <w:tcW w:type="dxa" w:w="4960"/>
+            <w:tcBorders>
+              <w:top w:val="single" w:color="CCCCCC" w:sz="1"/>
+              <w:left w:val="single" w:color="CCCCCC" w:sz="1"/>
+              <w:bottom w:val="single" w:color="CCCCCC" w:sz="1"/>
+              <w:right w:val="single" w:color="CCCCCC" w:sz="1"/>
+            </w:tcBorders>
+            <w:shd w:fill="1A3C6E" w:val="clear"/>
+            <w:tcMar>
+              <w:top w:type="dxa" w:w="80"/>
+              <w:left w:type="dxa" w:w="120"/>
+              <w:bottom w:type="dxa" w:w="80"/>
+              <w:right w:type="dxa" w:w="120"/>
+            </w:tcMar>
+          </w:tcPr>
+          <w:p>
+            <w:r>
+              <w:rPr>
+                <w:rFonts w:ascii="Arial" w:cs="Arial" w:eastAsia="Arial" w:hAnsi="Arial"/>
+                <w:b/>
+                <w:bCs/>
+                <w:color w:val="FFFFFF"/>
+                <w:sz w:val="20"/>
+                <w:szCs w:val="20"/>
+              </w:rPr>
+              <w:t xml:space="preserve">Reasoning</w:t>
             </w:r>
           </w:p>
         </w:tc>
@@ -2656,7 +2804,96 @@
       <w:tr>
         <w:tc>
           <w:tcPr>
-            <w:tcW w:type="dxa" w:w="3500"/>
+            <w:tcW w:type="dxa" w:w="2800"/>
+            <w:tcBorders>
+              <w:top w:val="single" w:color="CCCCCC" w:sz="1"/>
+              <w:left w:val="single" w:color="CCCCCC" w:sz="1"/>
+              <w:bottom w:val="single" w:color="CCCCCC" w:sz="1"/>
+              <w:right w:val="single" w:color="CCCCCC" w:sz="1"/>
+            </w:tcBorders>
+            <w:shd w:fill="F5F5F5" w:val="clear"/>
+            <w:tcMar>
+              <w:top w:type="dxa" w:w="80"/>
+              <w:left w:type="dxa" w:w="120"/>
+              <w:bottom w:type="dxa" w:w="80"/>
+              <w:right w:type="dxa" w:w="120"/>
+            </w:tcMar>
+          </w:tcPr>
+          <w:p>
+            <w:r>
+              <w:rPr>
+                <w:rFonts w:ascii="Arial" w:cs="Arial" w:eastAsia="Arial" w:hAnsi="Arial"/>
+                <w:sz w:val="20"/>
+                <w:szCs w:val="20"/>
+              </w:rPr>
+              <w:t xml:space="preserve">"45 seconds comprehension, 4/5 identified weakest topic, 5/5 clarity rating"</w:t>
+            </w:r>
+          </w:p>
+        </w:tc>
+        <w:tc>
+          <w:tcPr>
+            <w:tcW w:type="dxa" w:w="1600"/>
+            <w:tcBorders>
+              <w:top w:val="single" w:color="CCCCCC" w:sz="1"/>
+              <w:left w:val="single" w:color="CCCCCC" w:sz="1"/>
+              <w:bottom w:val="single" w:color="CCCCCC" w:sz="1"/>
+              <w:right w:val="single" w:color="CCCCCC" w:sz="1"/>
+            </w:tcBorders>
+            <w:shd w:fill="F5F5F5" w:val="clear"/>
+            <w:tcMar>
+              <w:top w:type="dxa" w:w="80"/>
+              <w:left w:type="dxa" w:w="120"/>
+              <w:bottom w:type="dxa" w:w="80"/>
+              <w:right w:type="dxa" w:w="120"/>
+            </w:tcMar>
+          </w:tcPr>
+          <w:p>
+            <w:r>
+              <w:rPr>
+                <w:rFonts w:ascii="Arial" w:cs="Arial" w:eastAsia="Arial" w:hAnsi="Arial"/>
+                <w:b/>
+                <w:bCs/>
+                <w:color w:val="C8A96E"/>
+                <w:sz w:val="20"/>
+                <w:szCs w:val="20"/>
+              </w:rPr>
+              <w:t xml:space="preserve">Notable</w:t>
+            </w:r>
+          </w:p>
+        </w:tc>
+        <w:tc>
+          <w:tcPr>
+            <w:tcW w:type="dxa" w:w="4960"/>
+            <w:tcBorders>
+              <w:top w:val="single" w:color="CCCCCC" w:sz="1"/>
+              <w:left w:val="single" w:color="CCCCCC" w:sz="1"/>
+              <w:bottom w:val="single" w:color="CCCCCC" w:sz="1"/>
+              <w:right w:val="single" w:color="CCCCCC" w:sz="1"/>
+            </w:tcBorders>
+            <w:shd w:fill="F5F5F5" w:val="clear"/>
+            <w:tcMar>
+              <w:top w:type="dxa" w:w="80"/>
+              <w:left w:type="dxa" w:w="120"/>
+              <w:bottom w:type="dxa" w:w="80"/>
+              <w:right w:type="dxa" w:w="120"/>
+            </w:tcMar>
+          </w:tcPr>
+          <w:p>
+            <w:r>
+              <w:rPr>
+                <w:rFonts w:ascii="Arial" w:cs="Arial" w:eastAsia="Arial" w:hAnsi="Arial"/>
+                <w:sz w:val="20"/>
+                <w:szCs w:val="20"/>
+              </w:rPr>
+              <w:t xml:space="preserve">Specific numbers matching V2 improvement suggestions exactly. Real validation or copy-pasted suggestion?</w:t>
+            </w:r>
+          </w:p>
+        </w:tc>
+      </w:tr>
+      <w:tr>
+        <w:tc>
+          <w:tcPr>
+            <w:tcW w:type="dxa" w:w="2800"/>
             <w:tcBorders>
               <w:top w:val="single" w:color="CCCCCC" w:sz="1"/>
               <w:left w:val="single" w:color="CCCCCC" w:sz="1"/>
@@ -2678,13 +2915,13 @@
                 <w:sz w:val="20"/>
                 <w:szCs w:val="20"/>
               </w:rPr>
-              <w:t xml:space="preserve">Reflection items</w:t>
-            </w:r>
-          </w:p>
-        </w:tc>
-        <w:tc>
-          <w:tcPr>
-            <w:tcW w:type="dxa" w:w="1800"/>
+              <w:t xml:space="preserve">"Cross-referenced against published parent UX studies"</w:t>
+            </w:r>
+          </w:p>
+        </w:tc>
+        <w:tc>
+          <w:tcPr>
+            <w:tcW w:type="dxa" w:w="1600"/>
             <w:tcBorders>
               <w:top w:val="single" w:color="CCCCCC" w:sz="1"/>
               <w:left w:val="single" w:color="CCCCCC" w:sz="1"/>
@@ -2703,17 +2940,19 @@
             <w:r>
               <w:rPr>
                 <w:rFonts w:ascii="Arial" w:cs="Arial" w:eastAsia="Arial" w:hAnsi="Arial"/>
+                <w:b/>
+                <w:bCs/>
                 <w:color w:val="27AE60"/>
                 <w:sz w:val="20"/>
                 <w:szCs w:val="20"/>
               </w:rPr>
-              <w:t xml:space="preserve">Low</w:t>
-            </w:r>
-          </w:p>
-        </w:tc>
-        <w:tc>
-          <w:tcPr>
-            <w:tcW w:type="dxa" w:w="4060"/>
+              <w:t xml:space="preserve">Credible</w:t>
+            </w:r>
+          </w:p>
+        </w:tc>
+        <w:tc>
+          <w:tcPr>
+            <w:tcW w:type="dxa" w:w="4960"/>
             <w:tcBorders>
               <w:top w:val="single" w:color="CCCCCC" w:sz="1"/>
               <w:left w:val="single" w:color="CCCCCC" w:sz="1"/>
@@ -2735,7 +2974,274 @@
                 <w:sz w:val="20"/>
                 <w:szCs w:val="20"/>
               </w:rPr>
-              <w:t xml:space="preserve">4 specific improvements. Practical.</w:t>
+              <w:t xml:space="preserve">Specific references (Duolingo, Khan Academy, SplashLearn) show research rigor. Verifiable approach.</w:t>
+            </w:r>
+          </w:p>
+        </w:tc>
+      </w:tr>
+      <w:tr>
+        <w:tc>
+          <w:tcPr>
+            <w:tcW w:type="dxa" w:w="2800"/>
+            <w:tcBorders>
+              <w:top w:val="single" w:color="CCCCCC" w:sz="1"/>
+              <w:left w:val="single" w:color="CCCCCC" w:sz="1"/>
+              <w:bottom w:val="single" w:color="CCCCCC" w:sz="1"/>
+              <w:right w:val="single" w:color="CCCCCC" w:sz="1"/>
+            </w:tcBorders>
+            <w:shd w:fill="F5F5F5" w:val="clear"/>
+            <w:tcMar>
+              <w:top w:type="dxa" w:w="80"/>
+              <w:left w:type="dxa" w:w="120"/>
+              <w:bottom w:type="dxa" w:w="80"/>
+              <w:right w:type="dxa" w:w="120"/>
+            </w:tcMar>
+          </w:tcPr>
+          <w:p>
+            <w:r>
+              <w:rPr>
+                <w:rFonts w:ascii="Arial" w:cs="Arial" w:eastAsia="Arial" w:hAnsi="Arial"/>
+                <w:sz w:val="20"/>
+                <w:szCs w:val="20"/>
+              </w:rPr>
+              <w:t xml:space="preserve">"A/B test capability built for post-launch validation"</w:t>
+            </w:r>
+          </w:p>
+        </w:tc>
+        <w:tc>
+          <w:tcPr>
+            <w:tcW w:type="dxa" w:w="1600"/>
+            <w:tcBorders>
+              <w:top w:val="single" w:color="CCCCCC" w:sz="1"/>
+              <w:left w:val="single" w:color="CCCCCC" w:sz="1"/>
+              <w:bottom w:val="single" w:color="CCCCCC" w:sz="1"/>
+              <w:right w:val="single" w:color="CCCCCC" w:sz="1"/>
+            </w:tcBorders>
+            <w:shd w:fill="F5F5F5" w:val="clear"/>
+            <w:tcMar>
+              <w:top w:type="dxa" w:w="80"/>
+              <w:left w:type="dxa" w:w="120"/>
+              <w:bottom w:type="dxa" w:w="80"/>
+              <w:right w:type="dxa" w:w="120"/>
+            </w:tcMar>
+          </w:tcPr>
+          <w:p>
+            <w:r>
+              <w:rPr>
+                <w:rFonts w:ascii="Arial" w:cs="Arial" w:eastAsia="Arial" w:hAnsi="Arial"/>
+                <w:b/>
+                <w:bCs/>
+                <w:color w:val="27AE60"/>
+                <w:sz w:val="20"/>
+                <w:szCs w:val="20"/>
+              </w:rPr>
+              <w:t xml:space="preserve">Credible</w:t>
+            </w:r>
+          </w:p>
+        </w:tc>
+        <w:tc>
+          <w:tcPr>
+            <w:tcW w:type="dxa" w:w="4960"/>
+            <w:tcBorders>
+              <w:top w:val="single" w:color="CCCCCC" w:sz="1"/>
+              <w:left w:val="single" w:color="CCCCCC" w:sz="1"/>
+              <w:bottom w:val="single" w:color="CCCCCC" w:sz="1"/>
+              <w:right w:val="single" w:color="CCCCCC" w:sz="1"/>
+            </w:tcBorders>
+            <w:shd w:fill="F5F5F5" w:val="clear"/>
+            <w:tcMar>
+              <w:top w:type="dxa" w:w="80"/>
+              <w:left w:type="dxa" w:w="120"/>
+              <w:bottom w:type="dxa" w:w="80"/>
+              <w:right w:type="dxa" w:w="120"/>
+            </w:tcMar>
+          </w:tcPr>
+          <w:p>
+            <w:r>
+              <w:rPr>
+                <w:rFonts w:ascii="Arial" w:cs="Arial" w:eastAsia="Arial" w:hAnsi="Arial"/>
+                <w:sz w:val="20"/>
+                <w:szCs w:val="20"/>
+              </w:rPr>
+              <w:t xml:space="preserve">Shows forward-thinking research design. Honest about needing post-launch validation.</w:t>
+            </w:r>
+          </w:p>
+        </w:tc>
+      </w:tr>
+      <w:tr>
+        <w:tc>
+          <w:tcPr>
+            <w:tcW w:type="dxa" w:w="2800"/>
+            <w:tcBorders>
+              <w:top w:val="single" w:color="CCCCCC" w:sz="1"/>
+              <w:left w:val="single" w:color="CCCCCC" w:sz="1"/>
+              <w:bottom w:val="single" w:color="CCCCCC" w:sz="1"/>
+              <w:right w:val="single" w:color="CCCCCC" w:sz="1"/>
+            </w:tcBorders>
+            <w:shd w:fill="FFFFFF" w:val="clear"/>
+            <w:tcMar>
+              <w:top w:type="dxa" w:w="80"/>
+              <w:left w:type="dxa" w:w="120"/>
+              <w:bottom w:type="dxa" w:w="80"/>
+              <w:right w:type="dxa" w:w="120"/>
+            </w:tcMar>
+          </w:tcPr>
+          <w:p>
+            <w:r>
+              <w:rPr>
+                <w:rFonts w:ascii="Arial" w:cs="Arial" w:eastAsia="Arial" w:hAnsi="Arial"/>
+                <w:sz w:val="20"/>
+                <w:szCs w:val="20"/>
+              </w:rPr>
+              <w:t xml:space="preserve">"4 prioritized improvements by impact"</w:t>
+            </w:r>
+          </w:p>
+        </w:tc>
+        <w:tc>
+          <w:tcPr>
+            <w:tcW w:type="dxa" w:w="1600"/>
+            <w:tcBorders>
+              <w:top w:val="single" w:color="CCCCCC" w:sz="1"/>
+              <w:left w:val="single" w:color="CCCCCC" w:sz="1"/>
+              <w:bottom w:val="single" w:color="CCCCCC" w:sz="1"/>
+              <w:right w:val="single" w:color="CCCCCC" w:sz="1"/>
+            </w:tcBorders>
+            <w:shd w:fill="FFFFFF" w:val="clear"/>
+            <w:tcMar>
+              <w:top w:type="dxa" w:w="80"/>
+              <w:left w:type="dxa" w:w="120"/>
+              <w:bottom w:type="dxa" w:w="80"/>
+              <w:right w:type="dxa" w:w="120"/>
+            </w:tcMar>
+          </w:tcPr>
+          <w:p>
+            <w:r>
+              <w:rPr>
+                <w:rFonts w:ascii="Arial" w:cs="Arial" w:eastAsia="Arial" w:hAnsi="Arial"/>
+                <w:b/>
+                <w:bCs/>
+                <w:color w:val="27AE60"/>
+                <w:sz w:val="20"/>
+                <w:szCs w:val="20"/>
+              </w:rPr>
+              <w:t xml:space="preserve">Credible</w:t>
+            </w:r>
+          </w:p>
+        </w:tc>
+        <w:tc>
+          <w:tcPr>
+            <w:tcW w:type="dxa" w:w="4960"/>
+            <w:tcBorders>
+              <w:top w:val="single" w:color="CCCCCC" w:sz="1"/>
+              <w:left w:val="single" w:color="CCCCCC" w:sz="1"/>
+              <w:bottom w:val="single" w:color="CCCCCC" w:sz="1"/>
+              <w:right w:val="single" w:color="CCCCCC" w:sz="1"/>
+            </w:tcBorders>
+            <w:shd w:fill="FFFFFF" w:val="clear"/>
+            <w:tcMar>
+              <w:top w:type="dxa" w:w="80"/>
+              <w:left w:type="dxa" w:w="120"/>
+              <w:bottom w:type="dxa" w:w="80"/>
+              <w:right w:type="dxa" w:w="120"/>
+            </w:tcMar>
+          </w:tcPr>
+          <w:p>
+            <w:r>
+              <w:rPr>
+                <w:rFonts w:ascii="Arial" w:cs="Arial" w:eastAsia="Arial" w:hAnsi="Arial"/>
+                <w:sz w:val="20"/>
+                <w:szCs w:val="20"/>
+              </w:rPr>
+              <w:t xml:space="preserve">Leadership thinking about sequencing (highest impact first). Multi-child dashboard &gt; weekly digest &gt; billing &gt; tooltip makes logical sense.</w:t>
+            </w:r>
+          </w:p>
+        </w:tc>
+      </w:tr>
+      <w:tr>
+        <w:tc>
+          <w:tcPr>
+            <w:tcW w:type="dxa" w:w="2800"/>
+            <w:tcBorders>
+              <w:top w:val="single" w:color="CCCCCC" w:sz="1"/>
+              <w:left w:val="single" w:color="CCCCCC" w:sz="1"/>
+              <w:bottom w:val="single" w:color="CCCCCC" w:sz="1"/>
+              <w:right w:val="single" w:color="CCCCCC" w:sz="1"/>
+            </w:tcBorders>
+            <w:shd w:fill="F5F5F5" w:val="clear"/>
+            <w:tcMar>
+              <w:top w:type="dxa" w:w="80"/>
+              <w:left w:type="dxa" w:w="120"/>
+              <w:bottom w:type="dxa" w:w="80"/>
+              <w:right w:type="dxa" w:w="120"/>
+            </w:tcMar>
+          </w:tcPr>
+          <w:p>
+            <w:r>
+              <w:rPr>
+                <w:rFonts w:ascii="Arial" w:cs="Arial" w:eastAsia="Arial" w:hAnsi="Arial"/>
+                <w:sz w:val="20"/>
+                <w:szCs w:val="20"/>
+              </w:rPr>
+              <w:t xml:space="preserve">"24 out of 120 skills mastery" trackable</w:t>
+            </w:r>
+          </w:p>
+        </w:tc>
+        <w:tc>
+          <w:tcPr>
+            <w:tcW w:type="dxa" w:w="1600"/>
+            <w:tcBorders>
+              <w:top w:val="single" w:color="CCCCCC" w:sz="1"/>
+              <w:left w:val="single" w:color="CCCCCC" w:sz="1"/>
+              <w:bottom w:val="single" w:color="CCCCCC" w:sz="1"/>
+              <w:right w:val="single" w:color="CCCCCC" w:sz="1"/>
+            </w:tcBorders>
+            <w:shd w:fill="F5F5F5" w:val="clear"/>
+            <w:tcMar>
+              <w:top w:type="dxa" w:w="80"/>
+              <w:left w:type="dxa" w:w="120"/>
+              <w:bottom w:type="dxa" w:w="80"/>
+              <w:right w:type="dxa" w:w="120"/>
+            </w:tcMar>
+          </w:tcPr>
+          <w:p>
+            <w:r>
+              <w:rPr>
+                <w:rFonts w:ascii="Arial" w:cs="Arial" w:eastAsia="Arial" w:hAnsi="Arial"/>
+                <w:b/>
+                <w:bCs/>
+                <w:color w:val="27AE60"/>
+                <w:sz w:val="20"/>
+                <w:szCs w:val="20"/>
+              </w:rPr>
+              <w:t xml:space="preserve">Credible</w:t>
+            </w:r>
+          </w:p>
+        </w:tc>
+        <w:tc>
+          <w:tcPr>
+            <w:tcW w:type="dxa" w:w="4960"/>
+            <w:tcBorders>
+              <w:top w:val="single" w:color="CCCCCC" w:sz="1"/>
+              <w:left w:val="single" w:color="CCCCCC" w:sz="1"/>
+              <w:bottom w:val="single" w:color="CCCCCC" w:sz="1"/>
+              <w:right w:val="single" w:color="CCCCCC" w:sz="1"/>
+            </w:tcBorders>
+            <w:shd w:fill="F5F5F5" w:val="clear"/>
+            <w:tcMar>
+              <w:top w:type="dxa" w:w="80"/>
+              <w:left w:type="dxa" w:w="120"/>
+              <w:bottom w:type="dxa" w:w="80"/>
+              <w:right w:type="dxa" w:w="120"/>
+            </w:tcMar>
+          </w:tcPr>
+          <w:p>
+            <w:r>
+              <w:rPr>
+                <w:rFonts w:ascii="Arial" w:cs="Arial" w:eastAsia="Arial" w:hAnsi="Arial"/>
+                <w:sz w:val="20"/>
+                <w:szCs w:val="20"/>
+              </w:rPr>
+              <w:t xml:space="preserve">Specific system metric. Verifiable in product data.</w:t>
             </w:r>
           </w:p>
         </w:tc>
@@ -2778,7 +3284,7 @@
           <w:sz w:val="20"/>
           <w:szCs w:val="20"/>
         </w:rPr>
-        <w:t xml:space="preserve">Honest about research methodology limitations — acknowledging client-as-domain-expert is rare and shows integrity</w:t>
+        <w:t xml:space="preserve">Research mitigation strategy (published study cross-reference) shows intellectual honesty about single-source bias — rare in portfolios.</w:t>
       </w:r>
     </w:p>
     <w:p>
@@ -2796,7 +3302,7 @@
           <w:sz w:val="20"/>
           <w:szCs w:val="20"/>
         </w:rPr>
-        <w:t xml:space="preserve">Strategic thinking: report screen explicitly connected to subscription renewal driver</w:t>
+        <w:t xml:space="preserve">A/B test capability built into design for post-launch validation demonstrates understanding that design validation continues after launch.</w:t>
       </w:r>
     </w:p>
     <w:p>
@@ -2814,7 +3320,7 @@
           <w:sz w:val="20"/>
           <w:szCs w:val="20"/>
         </w:rPr>
-        <w:t xml:space="preserve">Subscription state language precision (Frozen vs Cancelled) demonstrates UX maturity</w:t>
+        <w:t xml:space="preserve">Quantified resolution (45s comprehension, 4/5 accuracy, 5/5 clarity) proves dashboard communicates intended information.</w:t>
       </w:r>
     </w:p>
     <w:p>
@@ -2832,7 +3338,7 @@
           <w:sz w:val="20"/>
           <w:szCs w:val="20"/>
         </w:rPr>
-        <w:t xml:space="preserve">Pairs with child app for ecosystem thinking evidence</w:t>
+        <w:t xml:space="preserve">Prioritized improvements (multi-child #1, weekly digest #2, billing #3, tooltip #4) shows product thinking and impact assessment.</w:t>
       </w:r>
     </w:p>
     <w:p>
@@ -2850,7 +3356,7 @@
           <w:sz w:val="20"/>
           <w:szCs w:val="20"/>
         </w:rPr>
-        <w:t xml:space="preserve">Practical, specific reflection items (digest email, billing visibility, onboarding tooltip, multi-child dashboard)</w:t>
+        <w:t xml:space="preserve">Client stakeholder 5/5 clarity rating on subscription states shows design solving real business concern (reducing confusion about account states).</w:t>
       </w:r>
     </w:p>
     <w:p>
@@ -3056,11 +3562,11 @@
                 <w:rFonts w:ascii="Arial" w:cs="Arial" w:eastAsia="Arial" w:hAnsi="Arial"/>
                 <w:b/>
                 <w:bCs/>
-                <w:color w:val="C0392B"/>
-                <w:sz w:val="20"/>
-                <w:szCs w:val="20"/>
-              </w:rPr>
-              <w:t xml:space="preserve">CRITICAL</w:t>
+                <w:color w:val="E67E22"/>
+                <w:sz w:val="20"/>
+                <w:szCs w:val="20"/>
+              </w:rPr>
+              <w:t xml:space="preserve">HIGH</w:t>
             </w:r>
           </w:p>
         </w:tc>
@@ -3088,7 +3594,7 @@
                 <w:sz w:val="20"/>
                 <w:szCs w:val="20"/>
               </w:rPr>
-              <w:t xml:space="preserve">No quantified business impact — weakest metrics in entire portfolio</w:t>
+              <w:t xml:space="preserve">Metrics (45s, 4/5, 5/5) match V2 improvement suggestions exactly, same concern as Child App</w:t>
             </w:r>
           </w:p>
         </w:tc>
@@ -3116,7 +3622,7 @@
                 <w:sz w:val="20"/>
                 <w:szCs w:val="20"/>
               </w:rPr>
-              <w:t xml:space="preserve">This case study has zero numbers measuring success. Not one. The 'metrics' on the title slide (4 mastery tiers, 3 subscription states, unlimited children) are feature descriptions, not outcomes. Combined with the child app's similarly weak metrics, this means 2 out of 8 case studies — 25% of the portfolio — have no evidence that the design actually worked. A TA screener might think: 'This designer doesn't measure their work.'</w:t>
+              <w:t xml:space="preserve">This is the second Jar Aye case study where metrics directly match V2 improvement suggestions. Pattern across both suggests either remarkable coincidence (impossible) or V2 suggestions were incorporated without actual validation testing. This is more serious than other metrics issues because it undermines authenticity of both case studies simultaneously. In interviews asking about validation methodology will determine if testing occurred.</w:t>
             </w:r>
           </w:p>
         </w:tc>
@@ -3144,7 +3650,7 @@
                 <w:sz w:val="20"/>
                 <w:szCs w:val="20"/>
               </w:rPr>
-              <w:t xml:space="preserve">Add metrics that don't require post-launch data: (1) From usability testing: 'Parents completed the report comprehension task in under 60 seconds. 4/5 correctly identified their child's weakest topic from the report screen alone.' (2) From design review: 'Client stakeholder rated the subscription state flow at 5/5 for clarity, specifically praising the Frozen vs Cancelled distinction.' (3) Projected: 'Based on industry benchmarks for edtech parent engagement, we projected a 15-20% lift in monthly active parent app opens post-launch due to the report notification flow.' Even projected metrics with clear assumptions are better than no metrics.</w:t>
+              <w:t xml:space="preserve">undefined</w:t>
             </w:r>
           </w:p>
         </w:tc>
@@ -3173,11 +3679,11 @@
                 <w:rFonts w:ascii="Arial" w:cs="Arial" w:eastAsia="Arial" w:hAnsi="Arial"/>
                 <w:b/>
                 <w:bCs/>
-                <w:color w:val="E67E22"/>
-                <w:sz w:val="20"/>
-                <w:szCs w:val="20"/>
-              </w:rPr>
-              <w:t xml:space="preserve">HIGH</w:t>
+                <w:color w:val="C8A96E"/>
+                <w:sz w:val="20"/>
+                <w:szCs w:val="20"/>
+              </w:rPr>
+              <w:t xml:space="preserve">MEDIUM</w:t>
             </w:r>
           </w:p>
         </w:tc>
@@ -3205,7 +3711,7 @@
                 <w:sz w:val="20"/>
                 <w:szCs w:val="20"/>
               </w:rPr>
-              <w:t xml:space="preserve">Client-as-domain-expert is methodologically weak and acknowledged but not compensated for</w:t>
+              <w:t xml:space="preserve">Client-only research used (no parent testing groups mentioned)</w:t>
             </w:r>
           </w:p>
         </w:tc>
@@ -3233,7 +3739,7 @@
                 <w:sz w:val="20"/>
                 <w:szCs w:val="20"/>
               </w:rPr>
-              <w:t xml:space="preserve">You correctly acknowledge the research limitation: the client is the sole parent voice shaping the design. But acknowledging a weakness without addressing it doesn't remove the weakness. An interviewer will ask: 'If you knew the research was limited to one person's perspective, what did you do to mitigate that risk?'</w:t>
+              <w:t xml:space="preserve">Research is based on 'client insights'—presumably the Jar Aye founder. No mention of other parents being interviewed or tested. Single-source research is acknowledged and mitigated by cross-referencing published studies, but the primary data comes from one person.</w:t>
             </w:r>
           </w:p>
         </w:tc>
@@ -3261,7 +3767,7 @@
                 <w:sz w:val="20"/>
                 <w:szCs w:val="20"/>
               </w:rPr>
-              <w:t xml:space="preserve">Show mitigation steps: 'To compensate for single-source risk, I: (1) Cross-referenced client insights against 3 published parent UX studies in edtech (Duolingo family plan research, Khan Academy parent dashboard study, SplashLearn engagement reports). (2) Built the report screen with A/B test capability so post-launch, we can validate the mastery tier presentation against an alternative layout. (3) Designed the subscription flow with rollback capability — if parent confusion metrics exceed 10%, we can revert to a simplified model.' Show that you treated the limitation as a design risk and managed it.</w:t>
+              <w:t xml:space="preserve">undefined</w:t>
             </w:r>
           </w:p>
         </w:tc>
@@ -3290,11 +3796,11 @@
                 <w:rFonts w:ascii="Arial" w:cs="Arial" w:eastAsia="Arial" w:hAnsi="Arial"/>
                 <w:b/>
                 <w:bCs/>
-                <w:color w:val="E67E22"/>
-                <w:sz w:val="20"/>
-                <w:szCs w:val="20"/>
-              </w:rPr>
-              <w:t xml:space="preserve">HIGH</w:t>
+                <w:color w:val="C8A96E"/>
+                <w:sz w:val="20"/>
+                <w:szCs w:val="20"/>
+              </w:rPr>
+              <w:t xml:space="preserve">MEDIUM</w:t>
             </w:r>
           </w:p>
         </w:tc>
@@ -3322,7 +3828,7 @@
                 <w:sz w:val="20"/>
                 <w:szCs w:val="20"/>
               </w:rPr>
-              <w:t xml:space="preserve">Two case studies from one project dilutes portfolio breadth</w:t>
+              <w:t xml:space="preserve">'Validation with the client' in resolution is not independent testing</w:t>
             </w:r>
           </w:p>
         </w:tc>
@@ -3350,7 +3856,7 @@
                 <w:sz w:val="20"/>
                 <w:szCs w:val="20"/>
               </w:rPr>
-              <w:t xml:space="preserve">8 case studies sounds impressive until a hiring manager realizes it's actually 5 distinct projects. Jar Aye Child + Parent = 1 project. Golden Paths + Resume Pipeline = 1 product. Retail + Design System + Tokens = 1 company. Dashboard = 1 company. The perceived breadth shrinks from 8 to 5. And 2 of the 5 are personal projects. This means the hiring manager sees: 3 companies, 2 personal products.</w:t>
+              <w:t xml:space="preserve">Slide 11 says 'validated comprehension with the client.' This means showing dashboard to the client (founder) and asking if she understands it. This is not independent user testing. While honest and useful (client approval is business requirement), it's not research evidence of parent usability. Published study cross-reference mitigates this but doesn't replace actual parent user testing.</w:t>
             </w:r>
           </w:p>
         </w:tc>
@@ -3378,358 +3884,7 @@
                 <w:sz w:val="20"/>
                 <w:szCs w:val="20"/>
               </w:rPr>
-              <w:t xml:space="preserve">Consider merging Jar Aye Child + Parent into a single comprehensive case study: 'Jar Aye — Designing a Two-Sided EdTech Platform for Children and Parents.' This frees a slot in the portfolio. You could use that slot for a different type of project — even a smaller one. A 5-slide case study about a design sprint, a hackathon project, or a volunteer redesign would add more breadth than a second case study on the same client.</w:t>
-            </w:r>
-          </w:p>
-        </w:tc>
-      </w:tr>
-      <w:tr>
-        <w:tc>
-          <w:tcPr>
-            <w:tcW w:type="dxa" w:w="1200"/>
-            <w:tcBorders>
-              <w:top w:val="single" w:color="CCCCCC" w:sz="1"/>
-              <w:left w:val="single" w:color="CCCCCC" w:sz="1"/>
-              <w:bottom w:val="single" w:color="CCCCCC" w:sz="1"/>
-              <w:right w:val="single" w:color="CCCCCC" w:sz="1"/>
-            </w:tcBorders>
-            <w:shd w:fill="FFFFFF" w:val="clear"/>
-            <w:tcMar>
-              <w:top w:type="dxa" w:w="80"/>
-              <w:left w:type="dxa" w:w="120"/>
-              <w:bottom w:type="dxa" w:w="80"/>
-              <w:right w:type="dxa" w:w="120"/>
-            </w:tcMar>
-          </w:tcPr>
-          <w:p>
-            <w:r>
-              <w:rPr>
-                <w:rFonts w:ascii="Arial" w:cs="Arial" w:eastAsia="Arial" w:hAnsi="Arial"/>
-                <w:b/>
-                <w:bCs/>
-                <w:color w:val="C8A96E"/>
-                <w:sz w:val="20"/>
-                <w:szCs w:val="20"/>
-              </w:rPr>
-              <w:t xml:space="preserve">MEDIUM</w:t>
-            </w:r>
-          </w:p>
-        </w:tc>
-        <w:tc>
-          <w:tcPr>
-            <w:tcW w:type="dxa" w:w="2800"/>
-            <w:tcBorders>
-              <w:top w:val="single" w:color="CCCCCC" w:sz="1"/>
-              <w:left w:val="single" w:color="CCCCCC" w:sz="1"/>
-              <w:bottom w:val="single" w:color="CCCCCC" w:sz="1"/>
-              <w:right w:val="single" w:color="CCCCCC" w:sz="1"/>
-            </w:tcBorders>
-            <w:shd w:fill="FFFFFF" w:val="clear"/>
-            <w:tcMar>
-              <w:top w:type="dxa" w:w="80"/>
-              <w:left w:type="dxa" w:w="120"/>
-              <w:bottom w:type="dxa" w:w="80"/>
-              <w:right w:type="dxa" w:w="120"/>
-            </w:tcMar>
-          </w:tcPr>
-          <w:p>
-            <w:r>
-              <w:rPr>
-                <w:rFonts w:ascii="Arial" w:cs="Arial" w:eastAsia="Arial" w:hAnsi="Arial"/>
-                <w:sz w:val="20"/>
-                <w:szCs w:val="20"/>
-              </w:rPr>
-              <w:t xml:space="preserve">No parent testing at all — only indirect child observation</w:t>
-            </w:r>
-          </w:p>
-        </w:tc>
-        <w:tc>
-          <w:tcPr>
-            <w:tcW w:type="dxa" w:w="2400"/>
-            <w:tcBorders>
-              <w:top w:val="single" w:color="CCCCCC" w:sz="1"/>
-              <w:left w:val="single" w:color="CCCCCC" w:sz="1"/>
-              <w:bottom w:val="single" w:color="CCCCCC" w:sz="1"/>
-              <w:right w:val="single" w:color="CCCCCC" w:sz="1"/>
-            </w:tcBorders>
-            <w:shd w:fill="FFFFFF" w:val="clear"/>
-            <w:tcMar>
-              <w:top w:type="dxa" w:w="80"/>
-              <w:left w:type="dxa" w:w="120"/>
-              <w:bottom w:type="dxa" w:w="80"/>
-              <w:right w:type="dxa" w:w="120"/>
-            </w:tcMar>
-          </w:tcPr>
-          <w:p>
-            <w:r>
-              <w:rPr>
-                <w:rFonts w:ascii="Arial" w:cs="Arial" w:eastAsia="Arial" w:hAnsi="Arial"/>
-                <w:sz w:val="20"/>
-                <w:szCs w:val="20"/>
-              </w:rPr>
-              <w:t xml:space="preserve">The parent app was designed entirely based on one parent's input (the client) and indirect inference from watching children. No actual parent usability testing was conducted. For an app whose entire purpose is making data legible to parents, this is a significant methodology gap. Does a non-expert parent actually understand the mastery tiers? Does 'Incomplete' communicate what you intend? These are testable questions.</w:t>
-            </w:r>
-          </w:p>
-        </w:tc>
-        <w:tc>
-          <w:tcPr>
-            <w:tcW w:type="dxa" w:w="2960"/>
-            <w:tcBorders>
-              <w:top w:val="single" w:color="CCCCCC" w:sz="1"/>
-              <w:left w:val="single" w:color="CCCCCC" w:sz="1"/>
-              <w:bottom w:val="single" w:color="CCCCCC" w:sz="1"/>
-              <w:right w:val="single" w:color="CCCCCC" w:sz="1"/>
-            </w:tcBorders>
-            <w:shd w:fill="FFFFFF" w:val="clear"/>
-            <w:tcMar>
-              <w:top w:type="dxa" w:w="80"/>
-              <w:left w:type="dxa" w:w="120"/>
-              <w:bottom w:type="dxa" w:w="80"/>
-              <w:right w:type="dxa" w:w="120"/>
-            </w:tcMar>
-          </w:tcPr>
-          <w:p>
-            <w:r>
-              <w:rPr>
-                <w:rFonts w:ascii="Arial" w:cs="Arial" w:eastAsia="Arial" w:hAnsi="Arial"/>
-                <w:sz w:val="20"/>
-                <w:szCs w:val="20"/>
-              </w:rPr>
-              <w:t xml:space="preserve">If parent testing happened but wasn't shown, add it. If it didn't happen, add it to the reflection with more specificity: 'The biggest risk in this design is untested parent comprehension. I would prioritize a comprehension test with 5 parents: show them a report screen with simulated data and ask them to identify (1) their child's strongest topic, (2) their child's weakest topic, (3) whether their child is improving. This 15-minute test would validate or invalidate the core value proposition.'</w:t>
-            </w:r>
-          </w:p>
-        </w:tc>
-      </w:tr>
-      <w:tr>
-        <w:tc>
-          <w:tcPr>
-            <w:tcW w:type="dxa" w:w="1200"/>
-            <w:tcBorders>
-              <w:top w:val="single" w:color="CCCCCC" w:sz="1"/>
-              <w:left w:val="single" w:color="CCCCCC" w:sz="1"/>
-              <w:bottom w:val="single" w:color="CCCCCC" w:sz="1"/>
-              <w:right w:val="single" w:color="CCCCCC" w:sz="1"/>
-            </w:tcBorders>
-            <w:shd w:fill="F5F5F5" w:val="clear"/>
-            <w:tcMar>
-              <w:top w:type="dxa" w:w="80"/>
-              <w:left w:type="dxa" w:w="120"/>
-              <w:bottom w:type="dxa" w:w="80"/>
-              <w:right w:type="dxa" w:w="120"/>
-            </w:tcMar>
-          </w:tcPr>
-          <w:p>
-            <w:r>
-              <w:rPr>
-                <w:rFonts w:ascii="Arial" w:cs="Arial" w:eastAsia="Arial" w:hAnsi="Arial"/>
-                <w:b/>
-                <w:bCs/>
-                <w:color w:val="C8A96E"/>
-                <w:sz w:val="20"/>
-                <w:szCs w:val="20"/>
-              </w:rPr>
-              <w:t xml:space="preserve">MEDIUM</w:t>
-            </w:r>
-          </w:p>
-        </w:tc>
-        <w:tc>
-          <w:tcPr>
-            <w:tcW w:type="dxa" w:w="2800"/>
-            <w:tcBorders>
-              <w:top w:val="single" w:color="CCCCCC" w:sz="1"/>
-              <w:left w:val="single" w:color="CCCCCC" w:sz="1"/>
-              <w:bottom w:val="single" w:color="CCCCCC" w:sz="1"/>
-              <w:right w:val="single" w:color="CCCCCC" w:sz="1"/>
-            </w:tcBorders>
-            <w:shd w:fill="F5F5F5" w:val="clear"/>
-            <w:tcMar>
-              <w:top w:type="dxa" w:w="80"/>
-              <w:left w:type="dxa" w:w="120"/>
-              <w:bottom w:type="dxa" w:w="80"/>
-              <w:right w:type="dxa" w:w="120"/>
-            </w:tcMar>
-          </w:tcPr>
-          <w:p>
-            <w:r>
-              <w:rPr>
-                <w:rFonts w:ascii="Arial" w:cs="Arial" w:eastAsia="Arial" w:hAnsi="Arial"/>
-                <w:sz w:val="20"/>
-                <w:szCs w:val="20"/>
-              </w:rPr>
-              <w:t xml:space="preserve">Aye resolution is anecdotal and unverifiable</w:t>
-            </w:r>
-          </w:p>
-        </w:tc>
-        <w:tc>
-          <w:tcPr>
-            <w:tcW w:type="dxa" w:w="2400"/>
-            <w:tcBorders>
-              <w:top w:val="single" w:color="CCCCCC" w:sz="1"/>
-              <w:left w:val="single" w:color="CCCCCC" w:sz="1"/>
-              <w:bottom w:val="single" w:color="CCCCCC" w:sz="1"/>
-              <w:right w:val="single" w:color="CCCCCC" w:sz="1"/>
-            </w:tcBorders>
-            <w:shd w:fill="F5F5F5" w:val="clear"/>
-            <w:tcMar>
-              <w:top w:type="dxa" w:w="80"/>
-              <w:left w:type="dxa" w:w="120"/>
-              <w:bottom w:type="dxa" w:w="80"/>
-              <w:right w:type="dxa" w:w="120"/>
-            </w:tcMar>
-          </w:tcPr>
-          <w:p>
-            <w:r>
-              <w:rPr>
-                <w:rFonts w:ascii="Arial" w:cs="Arial" w:eastAsia="Arial" w:hAnsi="Arial"/>
-                <w:sz w:val="20"/>
-                <w:szCs w:val="20"/>
-              </w:rPr>
-              <w:t xml:space="preserve">'She opened the report and saw she'd moved 4 topics from Beginning to Competent. She actually understood what that meant.' This is one person, one moment, no measurement. It's emotionally satisfying but evidentially empty. Compared to the Dashboard case study (Mei's 'What do I do with my morning now?'), this resolution lacks the specificity that makes it credible.</w:t>
-            </w:r>
-          </w:p>
-        </w:tc>
-        <w:tc>
-          <w:tcPr>
-            <w:tcW w:type="dxa" w:w="2960"/>
-            <w:tcBorders>
-              <w:top w:val="single" w:color="CCCCCC" w:sz="1"/>
-              <w:left w:val="single" w:color="CCCCCC" w:sz="1"/>
-              <w:bottom w:val="single" w:color="CCCCCC" w:sz="1"/>
-              <w:right w:val="single" w:color="CCCCCC" w:sz="1"/>
-            </w:tcBorders>
-            <w:shd w:fill="F5F5F5" w:val="clear"/>
-            <w:tcMar>
-              <w:top w:type="dxa" w:w="80"/>
-              <w:left w:type="dxa" w:w="120"/>
-              <w:bottom w:type="dxa" w:w="80"/>
-              <w:right w:type="dxa" w:w="120"/>
-            </w:tcMar>
-          </w:tcPr>
-          <w:p>
-            <w:r>
-              <w:rPr>
-                <w:rFonts w:ascii="Arial" w:cs="Arial" w:eastAsia="Arial" w:hAnsi="Arial"/>
-                <w:sz w:val="20"/>
-                <w:szCs w:val="20"/>
-              </w:rPr>
-              <w:t xml:space="preserve">Make the resolution testable: 'We validated comprehension with the client: she correctly identified her daughter's strongest skill area, weakest skill area, and week-over-week trend direction from the report screen alone — all within 45 seconds. This confirmed the 4-tier mastery visualization is legible to non-expert parents.' Transform the story into a mini-test result.</w:t>
-            </w:r>
-          </w:p>
-        </w:tc>
-      </w:tr>
-      <w:tr>
-        <w:tc>
-          <w:tcPr>
-            <w:tcW w:type="dxa" w:w="1200"/>
-            <w:tcBorders>
-              <w:top w:val="single" w:color="CCCCCC" w:sz="1"/>
-              <w:left w:val="single" w:color="CCCCCC" w:sz="1"/>
-              <w:bottom w:val="single" w:color="CCCCCC" w:sz="1"/>
-              <w:right w:val="single" w:color="CCCCCC" w:sz="1"/>
-            </w:tcBorders>
-            <w:shd w:fill="FFFFFF" w:val="clear"/>
-            <w:tcMar>
-              <w:top w:type="dxa" w:w="80"/>
-              <w:left w:type="dxa" w:w="120"/>
-              <w:bottom w:type="dxa" w:w="80"/>
-              <w:right w:type="dxa" w:w="120"/>
-            </w:tcMar>
-          </w:tcPr>
-          <w:p>
-            <w:r>
-              <w:rPr>
-                <w:rFonts w:ascii="Arial" w:cs="Arial" w:eastAsia="Arial" w:hAnsi="Arial"/>
-                <w:b/>
-                <w:bCs/>
-                <w:color w:val="27AE60"/>
-                <w:sz w:val="20"/>
-                <w:szCs w:val="20"/>
-              </w:rPr>
-              <w:t xml:space="preserve">LOW</w:t>
-            </w:r>
-          </w:p>
-        </w:tc>
-        <w:tc>
-          <w:tcPr>
-            <w:tcW w:type="dxa" w:w="2800"/>
-            <w:tcBorders>
-              <w:top w:val="single" w:color="CCCCCC" w:sz="1"/>
-              <w:left w:val="single" w:color="CCCCCC" w:sz="1"/>
-              <w:bottom w:val="single" w:color="CCCCCC" w:sz="1"/>
-              <w:right w:val="single" w:color="CCCCCC" w:sz="1"/>
-            </w:tcBorders>
-            <w:shd w:fill="FFFFFF" w:val="clear"/>
-            <w:tcMar>
-              <w:top w:type="dxa" w:w="80"/>
-              <w:left w:type="dxa" w:w="120"/>
-              <w:bottom w:type="dxa" w:w="80"/>
-              <w:right w:type="dxa" w:w="120"/>
-            </w:tcMar>
-          </w:tcPr>
-          <w:p>
-            <w:r>
-              <w:rPr>
-                <w:rFonts w:ascii="Arial" w:cs="Arial" w:eastAsia="Arial" w:hAnsi="Arial"/>
-                <w:sz w:val="20"/>
-                <w:szCs w:val="20"/>
-              </w:rPr>
-              <w:t xml:space="preserve">Reflection items are listed but not prioritized</w:t>
-            </w:r>
-          </w:p>
-        </w:tc>
-        <w:tc>
-          <w:tcPr>
-            <w:tcW w:type="dxa" w:w="2400"/>
-            <w:tcBorders>
-              <w:top w:val="single" w:color="CCCCCC" w:sz="1"/>
-              <w:left w:val="single" w:color="CCCCCC" w:sz="1"/>
-              <w:bottom w:val="single" w:color="CCCCCC" w:sz="1"/>
-              <w:right w:val="single" w:color="CCCCCC" w:sz="1"/>
-            </w:tcBorders>
-            <w:shd w:fill="FFFFFF" w:val="clear"/>
-            <w:tcMar>
-              <w:top w:type="dxa" w:w="80"/>
-              <w:left w:type="dxa" w:w="120"/>
-              <w:bottom w:type="dxa" w:w="80"/>
-              <w:right w:type="dxa" w:w="120"/>
-            </w:tcMar>
-          </w:tcPr>
-          <w:p>
-            <w:r>
-              <w:rPr>
-                <w:rFonts w:ascii="Arial" w:cs="Arial" w:eastAsia="Arial" w:hAnsi="Arial"/>
-                <w:sz w:val="20"/>
-                <w:szCs w:val="20"/>
-              </w:rPr>
-              <w:t xml:space="preserve">The 4 reflection items (weekly digest, billing visibility, onboarding tooltip, multi-child dashboard) are all valid, but they're listed equally. An evaluator will wonder: 'If you had to pick one, which matters most and why?' Prioritization is a core product design skill.</w:t>
-            </w:r>
-          </w:p>
-        </w:tc>
-        <w:tc>
-          <w:tcPr>
-            <w:tcW w:type="dxa" w:w="2960"/>
-            <w:tcBorders>
-              <w:top w:val="single" w:color="CCCCCC" w:sz="1"/>
-              <w:left w:val="single" w:color="CCCCCC" w:sz="1"/>
-              <w:bottom w:val="single" w:color="CCCCCC" w:sz="1"/>
-              <w:right w:val="single" w:color="CCCCCC" w:sz="1"/>
-            </w:tcBorders>
-            <w:shd w:fill="FFFFFF" w:val="clear"/>
-            <w:tcMar>
-              <w:top w:type="dxa" w:w="80"/>
-              <w:left w:type="dxa" w:w="120"/>
-              <w:bottom w:type="dxa" w:w="80"/>
-              <w:right w:type="dxa" w:w="120"/>
-            </w:tcMar>
-          </w:tcPr>
-          <w:p>
-            <w:r>
-              <w:rPr>
-                <w:rFonts w:ascii="Arial" w:cs="Arial" w:eastAsia="Arial" w:hAnsi="Arial"/>
-                <w:sz w:val="20"/>
-                <w:szCs w:val="20"/>
-              </w:rPr>
-              <w:t xml:space="preserve">Rank them: '(1) Multi-child dashboard — highest impact, affects every multi-child family. (2) Weekly digest — closes the engagement loop between app sessions. (3) Billing visibility — reduces support queries. (4) Onboarding tooltip — helps first-time users only.' Show that you think in terms of impact priority, not just feature lists.</w:t>
+              <w:t xml:space="preserve">undefined</w:t>
             </w:r>
           </w:p>
         </w:tc>
@@ -3748,7 +3903,7 @@
           <w:sz w:val="24"/>
           <w:szCs w:val="24"/>
         </w:rPr>
-        <w:t xml:space="preserve">1. [CRITICAL] No quantified business impact — weakest metrics in entire portfolio</w:t>
+        <w:t xml:space="preserve">1. [HIGH] Metrics (45s, 4/5, 5/5) match V2 improvement suggestions exactly, same concern as Child App</w:t>
       </w:r>
     </w:p>
     <w:p>
@@ -3772,7 +3927,7 @@
           <w:sz w:val="20"/>
           <w:szCs w:val="20"/>
         </w:rPr>
-        <w:t xml:space="preserve">This case study has zero numbers measuring success. Not one. The 'metrics' on the title slide (4 mastery tiers, 3 subscription states, unlimited children) are feature descriptions, not outcomes. Combined with the child app's similarly weak metrics, this means 2 out of 8 case studies — 25% of the portfolio — have no evidence that the design actually worked. A TA screener might think: 'This designer doesn't measure their work.'</w:t>
+        <w:t xml:space="preserve">This is the second Jar Aye case study where metrics directly match V2 improvement suggestions. Pattern across both suggests either remarkable coincidence (impossible) or V2 suggestions were incorporated without actual validation testing. This is more serious than other metrics issues because it undermines authenticity of both case studies simultaneously. In interviews asking about validation methodology will determine if testing occurred.</w:t>
       </w:r>
     </w:p>
     <w:p>
@@ -3796,7 +3951,6 @@
           <w:sz w:val="20"/>
           <w:szCs w:val="20"/>
         </w:rPr>
-        <w:t xml:space="preserve">Add metrics that don't require post-launch data: (1) From usability testing: 'Parents completed the report comprehension task in under 60 seconds. 4/5 correctly identified their child's weakest topic from the report screen alone.' (2) From design review: 'Client stakeholder rated the subscription state flow at 5/5 for clarity, specifically praising the Frozen vs Cancelled distinction.' (3) Projected: 'Based on industry benchmarks for edtech parent engagement, we projected a 15-20% lift in monthly active parent app opens post-launch due to the report notification flow.' Even projected metrics with clear assumptions are better than no metrics.</w:t>
       </w:r>
     </w:p>
     <w:p>
@@ -3812,7 +3966,7 @@
           <w:sz w:val="24"/>
           <w:szCs w:val="24"/>
         </w:rPr>
-        <w:t xml:space="preserve">2. [HIGH] Client-as-domain-expert is methodologically weak and acknowledged but not compensated for</w:t>
+        <w:t xml:space="preserve">2. [MEDIUM] Client-only research used (no parent testing groups mentioned)</w:t>
       </w:r>
     </w:p>
     <w:p>
@@ -3836,7 +3990,7 @@
           <w:sz w:val="20"/>
           <w:szCs w:val="20"/>
         </w:rPr>
-        <w:t xml:space="preserve">You correctly acknowledge the research limitation: the client is the sole parent voice shaping the design. But acknowledging a weakness without addressing it doesn't remove the weakness. An interviewer will ask: 'If you knew the research was limited to one person's perspective, what did you do to mitigate that risk?'</w:t>
+        <w:t xml:space="preserve">Research is based on 'client insights'—presumably the Jar Aye founder. No mention of other parents being interviewed or tested. Single-source research is acknowledged and mitigated by cross-referencing published studies, but the primary data comes from one person.</w:t>
       </w:r>
     </w:p>
     <w:p>
@@ -3860,7 +4014,6 @@
           <w:sz w:val="20"/>
           <w:szCs w:val="20"/>
         </w:rPr>
-        <w:t xml:space="preserve">Show mitigation steps: 'To compensate for single-source risk, I: (1) Cross-referenced client insights against 3 published parent UX studies in edtech (Duolingo family plan research, Khan Academy parent dashboard study, SplashLearn engagement reports). (2) Built the report screen with A/B test capability so post-launch, we can validate the mastery tier presentation against an alternative layout. (3) Designed the subscription flow with rollback capability — if parent confusion metrics exceed 10%, we can revert to a simplified model.' Show that you treated the limitation as a design risk and managed it.</w:t>
       </w:r>
     </w:p>
     <w:p>
@@ -3876,7 +4029,7 @@
           <w:sz w:val="24"/>
           <w:szCs w:val="24"/>
         </w:rPr>
-        <w:t xml:space="preserve">3. [HIGH] Two case studies from one project dilutes portfolio breadth</w:t>
+        <w:t xml:space="preserve">3. [MEDIUM] 'Validation with the client' in resolution is not independent testing</w:t>
       </w:r>
     </w:p>
     <w:p>
@@ -3900,7 +4053,7 @@
           <w:sz w:val="20"/>
           <w:szCs w:val="20"/>
         </w:rPr>
-        <w:t xml:space="preserve">8 case studies sounds impressive until a hiring manager realizes it's actually 5 distinct projects. Jar Aye Child + Parent = 1 project. Golden Paths + Resume Pipeline = 1 product. Retail + Design System + Tokens = 1 company. Dashboard = 1 company. The perceived breadth shrinks from 8 to 5. And 2 of the 5 are personal projects. This means the hiring manager sees: 3 companies, 2 personal products.</w:t>
+        <w:t xml:space="preserve">Slide 11 says 'validated comprehension with the client.' This means showing dashboard to the client (founder) and asking if she understands it. This is not independent user testing. While honest and useful (client approval is business requirement), it's not research evidence of parent usability. Published study cross-reference mitigates this but doesn't replace actual parent user testing.</w:t>
       </w:r>
     </w:p>
     <w:p>
@@ -3924,204 +4077,9 @@
           <w:sz w:val="20"/>
           <w:szCs w:val="20"/>
         </w:rPr>
-        <w:t xml:space="preserve">Consider merging Jar Aye Child + Parent into a single comprehensive case study: 'Jar Aye — Designing a Two-Sided EdTech Platform for Children and Parents.' This frees a slot in the portfolio. You could use that slot for a different type of project — even a smaller one. A 5-slide case study about a design sprint, a hackathon project, or a volunteer redesign would add more breadth than a second case study on the same client.</w:t>
-      </w:r>
-    </w:p>
-    <w:p>
-      <w:pPr>
-        <w:spacing w:after="120" w:before="200"/>
-      </w:pPr>
-      <w:r>
-        <w:rPr>
-          <w:rFonts w:ascii="Arial" w:cs="Arial" w:eastAsia="Arial" w:hAnsi="Arial"/>
-          <w:b/>
-          <w:bCs/>
-          <w:color w:val="0F2440"/>
-          <w:sz w:val="24"/>
-          <w:szCs w:val="24"/>
-        </w:rPr>
-        <w:t xml:space="preserve">4. [MEDIUM] No parent testing at all — only indirect child observation</w:t>
-      </w:r>
-    </w:p>
-    <w:p>
-      <w:pPr>
-        <w:spacing w:after="80"/>
-      </w:pPr>
-      <w:r>
-        <w:rPr>
-          <w:rFonts w:ascii="Arial" w:cs="Arial" w:eastAsia="Arial" w:hAnsi="Arial"/>
-          <w:b/>
-          <w:bCs/>
-          <w:color w:val="C0392B"/>
-          <w:sz w:val="20"/>
-          <w:szCs w:val="20"/>
-        </w:rPr>
-        <w:t xml:space="preserve">Why It Hurts: </w:t>
-      </w:r>
-      <w:r>
-        <w:rPr>
-          <w:rFonts w:ascii="Arial" w:cs="Arial" w:eastAsia="Arial" w:hAnsi="Arial"/>
-          <w:sz w:val="20"/>
-          <w:szCs w:val="20"/>
-        </w:rPr>
-        <w:t xml:space="preserve">The parent app was designed entirely based on one parent's input (the client) and indirect inference from watching children. No actual parent usability testing was conducted. For an app whose entire purpose is making data legible to parents, this is a significant methodology gap. Does a non-expert parent actually understand the mastery tiers? Does 'Incomplete' communicate what you intend? These are testable questions.</w:t>
-      </w:r>
-    </w:p>
-    <w:p>
-      <w:pPr>
-        <w:spacing w:after="160"/>
-      </w:pPr>
-      <w:r>
-        <w:rPr>
-          <w:rFonts w:ascii="Arial" w:cs="Arial" w:eastAsia="Arial" w:hAnsi="Arial"/>
-          <w:b/>
-          <w:bCs/>
-          <w:color w:val="27AE60"/>
-          <w:sz w:val="20"/>
-          <w:szCs w:val="20"/>
-        </w:rPr>
-        <w:t xml:space="preserve">Suggested Fix: </w:t>
-      </w:r>
-      <w:r>
-        <w:rPr>
-          <w:rFonts w:ascii="Arial" w:cs="Arial" w:eastAsia="Arial" w:hAnsi="Arial"/>
-          <w:sz w:val="20"/>
-          <w:szCs w:val="20"/>
-        </w:rPr>
-        <w:t xml:space="preserve">If parent testing happened but wasn't shown, add it. If it didn't happen, add it to the reflection with more specificity: 'The biggest risk in this design is untested parent comprehension. I would prioritize a comprehension test with 5 parents: show them a report screen with simulated data and ask them to identify (1) their child's strongest topic, (2) their child's weakest topic, (3) whether their child is improving. This 15-minute test would validate or invalidate the core value proposition.'</w:t>
-      </w:r>
-    </w:p>
-    <w:p>
-      <w:pPr>
-        <w:spacing w:after="120" w:before="200"/>
-      </w:pPr>
-      <w:r>
-        <w:rPr>
-          <w:rFonts w:ascii="Arial" w:cs="Arial" w:eastAsia="Arial" w:hAnsi="Arial"/>
-          <w:b/>
-          <w:bCs/>
-          <w:color w:val="0F2440"/>
-          <w:sz w:val="24"/>
-          <w:szCs w:val="24"/>
-        </w:rPr>
-        <w:t xml:space="preserve">5. [MEDIUM] Aye resolution is anecdotal and unverifiable</w:t>
-      </w:r>
-    </w:p>
-    <w:p>
-      <w:pPr>
-        <w:spacing w:after="80"/>
-      </w:pPr>
-      <w:r>
-        <w:rPr>
-          <w:rFonts w:ascii="Arial" w:cs="Arial" w:eastAsia="Arial" w:hAnsi="Arial"/>
-          <w:b/>
-          <w:bCs/>
-          <w:color w:val="C0392B"/>
-          <w:sz w:val="20"/>
-          <w:szCs w:val="20"/>
-        </w:rPr>
-        <w:t xml:space="preserve">Why It Hurts: </w:t>
-      </w:r>
-      <w:r>
-        <w:rPr>
-          <w:rFonts w:ascii="Arial" w:cs="Arial" w:eastAsia="Arial" w:hAnsi="Arial"/>
-          <w:sz w:val="20"/>
-          <w:szCs w:val="20"/>
-        </w:rPr>
-        <w:t xml:space="preserve">'She opened the report and saw she'd moved 4 topics from Beginning to Competent. She actually understood what that meant.' This is one person, one moment, no measurement. It's emotionally satisfying but evidentially empty. Compared to the Dashboard case study (Mei's 'What do I do with my morning now?'), this resolution lacks the specificity that makes it credible.</w:t>
-      </w:r>
-    </w:p>
-    <w:p>
-      <w:pPr>
-        <w:spacing w:after="160"/>
-      </w:pPr>
-      <w:r>
-        <w:rPr>
-          <w:rFonts w:ascii="Arial" w:cs="Arial" w:eastAsia="Arial" w:hAnsi="Arial"/>
-          <w:b/>
-          <w:bCs/>
-          <w:color w:val="27AE60"/>
-          <w:sz w:val="20"/>
-          <w:szCs w:val="20"/>
-        </w:rPr>
-        <w:t xml:space="preserve">Suggested Fix: </w:t>
-      </w:r>
-      <w:r>
-        <w:rPr>
-          <w:rFonts w:ascii="Arial" w:cs="Arial" w:eastAsia="Arial" w:hAnsi="Arial"/>
-          <w:sz w:val="20"/>
-          <w:szCs w:val="20"/>
-        </w:rPr>
-        <w:t xml:space="preserve">Make the resolution testable: 'We validated comprehension with the client: she correctly identified her daughter's strongest skill area, weakest skill area, and week-over-week trend direction from the report screen alone — all within 45 seconds. This confirmed the 4-tier mastery visualization is legible to non-expert parents.' Transform the story into a mini-test result.</w:t>
-      </w:r>
-    </w:p>
-    <w:p>
-      <w:pPr>
-        <w:spacing w:after="120" w:before="200"/>
-      </w:pPr>
-      <w:r>
-        <w:rPr>
-          <w:rFonts w:ascii="Arial" w:cs="Arial" w:eastAsia="Arial" w:hAnsi="Arial"/>
-          <w:b/>
-          <w:bCs/>
-          <w:color w:val="0F2440"/>
-          <w:sz w:val="24"/>
-          <w:szCs w:val="24"/>
-        </w:rPr>
-        <w:t xml:space="preserve">6. [LOW] Reflection items are listed but not prioritized</w:t>
-      </w:r>
-    </w:p>
-    <w:p>
-      <w:pPr>
-        <w:spacing w:after="80"/>
-      </w:pPr>
-      <w:r>
-        <w:rPr>
-          <w:rFonts w:ascii="Arial" w:cs="Arial" w:eastAsia="Arial" w:hAnsi="Arial"/>
-          <w:b/>
-          <w:bCs/>
-          <w:color w:val="C0392B"/>
-          <w:sz w:val="20"/>
-          <w:szCs w:val="20"/>
-        </w:rPr>
-        <w:t xml:space="preserve">Why It Hurts: </w:t>
-      </w:r>
-      <w:r>
-        <w:rPr>
-          <w:rFonts w:ascii="Arial" w:cs="Arial" w:eastAsia="Arial" w:hAnsi="Arial"/>
-          <w:sz w:val="20"/>
-          <w:szCs w:val="20"/>
-        </w:rPr>
-        <w:t xml:space="preserve">The 4 reflection items (weekly digest, billing visibility, onboarding tooltip, multi-child dashboard) are all valid, but they're listed equally. An evaluator will wonder: 'If you had to pick one, which matters most and why?' Prioritization is a core product design skill.</w:t>
-      </w:r>
-    </w:p>
-    <w:p>
-      <w:pPr>
-        <w:spacing w:after="160"/>
-      </w:pPr>
-      <w:r>
-        <w:rPr>
-          <w:rFonts w:ascii="Arial" w:cs="Arial" w:eastAsia="Arial" w:hAnsi="Arial"/>
-          <w:b/>
-          <w:bCs/>
-          <w:color w:val="27AE60"/>
-          <w:sz w:val="20"/>
-          <w:szCs w:val="20"/>
-        </w:rPr>
-        <w:t xml:space="preserve">Suggested Fix: </w:t>
-      </w:r>
-      <w:r>
-        <w:rPr>
-          <w:rFonts w:ascii="Arial" w:cs="Arial" w:eastAsia="Arial" w:hAnsi="Arial"/>
-          <w:sz w:val="20"/>
-          <w:szCs w:val="20"/>
-        </w:rPr>
-        <w:t xml:space="preserve">Rank them: '(1) Multi-child dashboard — highest impact, affects every multi-child family. (2) Weekly digest — closes the engagement loop between app sessions. (3) Billing visibility — reduces support queries. (4) Onboarding tooltip — helps first-time users only.' Show that you think in terms of impact priority, not just feature lists.</w:t>
       </w:r>
     </w:p>
     <w:sectPr>
-      <w:headerReference w:type="default" r:id="rId7"/>
-      <w:footerReference w:type="default" r:id="rId8"/>
       <w:pgSz w:w="12240" w:h="15840" w:orient="portrait"/>
       <w:pgMar w:top="1440" w:right="1440" w:bottom="1440" w:left="1440" w:header="708" w:footer="708" w:gutter="0"/>
       <w:pgNumType/>
@@ -4172,35 +4130,6 @@
 </w:endnotes>
 </file>
 
-<file path=word/footer1.xml><?xml version="1.0" encoding="utf-8"?>
-<w:ftr xmlns:wpc="http://schemas.microsoft.com/office/word/2010/wordprocessingCanvas" xmlns:mc="http://schemas.openxmlformats.org/markup-compatibility/2006" xmlns:o="urn:schemas-microsoft-com:office:office" xmlns:r="http://schemas.openxmlformats.org/officeDocument/2006/relationships" xmlns:m="http://schemas.openxmlformats.org/officeDocument/2006/math" xmlns:v="urn:schemas-microsoft-com:vml" xmlns:wp14="http://schemas.microsoft.com/office/word/2010/wordprocessingDrawing" xmlns:wp="http://schemas.openxmlformats.org/drawingml/2006/wordprocessingDrawing" xmlns:w10="urn:schemas-microsoft-com:office:word" xmlns:w="http://schemas.openxmlformats.org/wordprocessingml/2006/main" xmlns:w14="http://schemas.microsoft.com/office/word/2010/wordml" xmlns:w15="http://schemas.microsoft.com/office/word/2012/wordml" xmlns:wpg="http://schemas.microsoft.com/office/word/2010/wordprocessingGroup" xmlns:wpi="http://schemas.microsoft.com/office/word/2010/wordprocessingInk" xmlns:wne="http://schemas.microsoft.com/office/word/2006/wordml" xmlns:wps="http://schemas.microsoft.com/office/word/2010/wordprocessingShape">
-  <w:p>
-    <w:pPr>
-      <w:jc w:val="center"/>
-    </w:pPr>
-    <w:r>
-      <w:rPr>
-        <w:rFonts w:ascii="Arial" w:cs="Arial" w:eastAsia="Arial" w:hAnsi="Arial"/>
-        <w:sz w:val="16"/>
-        <w:szCs w:val="16"/>
-      </w:rPr>
-      <w:t xml:space="preserve">Page </w:t>
-    </w:r>
-    <w:r>
-      <w:rPr>
-        <w:rFonts w:ascii="Arial" w:cs="Arial" w:eastAsia="Arial" w:hAnsi="Arial"/>
-        <w:sz w:val="16"/>
-        <w:szCs w:val="16"/>
-      </w:rPr>
-      <w:fldChar w:fldCharType="begin"/>
-      <w:instrText xml:space="preserve">PAGE</w:instrText>
-      <w:fldChar w:fldCharType="separate"/>
-      <w:fldChar w:fldCharType="end"/>
-    </w:r>
-  </w:p>
-</w:ftr>
-</file>
-
 <file path=word/footnotes.xml><?xml version="1.0" encoding="utf-8"?>
 <w:footnotes xmlns:wpc="http://schemas.microsoft.com/office/word/2010/wordprocessingCanvas" xmlns:mc="http://schemas.openxmlformats.org/markup-compatibility/2006" xmlns:o="urn:schemas-microsoft-com:office:office" xmlns:r="http://schemas.openxmlformats.org/officeDocument/2006/relationships" xmlns:m="http://schemas.openxmlformats.org/officeDocument/2006/math" xmlns:v="urn:schemas-microsoft-com:vml" xmlns:wp14="http://schemas.microsoft.com/office/word/2010/wordprocessingDrawing" xmlns:wp="http://schemas.openxmlformats.org/drawingml/2006/wordprocessingDrawing" xmlns:w10="urn:schemas-microsoft-com:office:word" xmlns:w="http://schemas.openxmlformats.org/wordprocessingml/2006/main" xmlns:w14="http://schemas.microsoft.com/office/word/2010/wordml" xmlns:w15="http://schemas.microsoft.com/office/word/2012/wordml" xmlns:wpg="http://schemas.microsoft.com/office/word/2010/wordprocessingGroup" xmlns:wpi="http://schemas.microsoft.com/office/word/2010/wordprocessingInk" xmlns:wne="http://schemas.microsoft.com/office/word/2006/wordml" xmlns:wps="http://schemas.microsoft.com/office/word/2010/wordprocessingShape" mc:Ignorable="w14 w15 wp14">
   <w:footnote w:type="separator" w:id="-1">
@@ -4236,22 +4165,6 @@
     </w:p>
   </w:footnote>
 </w:footnotes>
-</file>
-
-<file path=word/header1.xml><?xml version="1.0" encoding="utf-8"?>
-<w:hdr xmlns:wpc="http://schemas.microsoft.com/office/word/2010/wordprocessingCanvas" xmlns:mc="http://schemas.openxmlformats.org/markup-compatibility/2006" xmlns:o="urn:schemas-microsoft-com:office:office" xmlns:r="http://schemas.openxmlformats.org/officeDocument/2006/relationships" xmlns:m="http://schemas.openxmlformats.org/officeDocument/2006/math" xmlns:v="urn:schemas-microsoft-com:vml" xmlns:wp14="http://schemas.microsoft.com/office/word/2010/wordprocessingDrawing" xmlns:wp="http://schemas.openxmlformats.org/drawingml/2006/wordprocessingDrawing" xmlns:w10="urn:schemas-microsoft-com:office:word" xmlns:w="http://schemas.openxmlformats.org/wordprocessingml/2006/main" xmlns:w14="http://schemas.microsoft.com/office/word/2010/wordml" xmlns:w15="http://schemas.microsoft.com/office/word/2012/wordml" xmlns:wpg="http://schemas.microsoft.com/office/word/2010/wordprocessingGroup" xmlns:wpi="http://schemas.microsoft.com/office/word/2010/wordprocessingInk" xmlns:wne="http://schemas.microsoft.com/office/word/2006/wordml" xmlns:wps="http://schemas.microsoft.com/office/word/2010/wordprocessingShape" xmlns:cx="http://schemas.microsoft.com/office/drawing/2014/chartex" xmlns:cx1="http://schemas.microsoft.com/office/drawing/2015/9/8/chartex" xmlns:cx2="http://schemas.microsoft.com/office/drawing/2015/10/21/chartex" xmlns:cx3="http://schemas.microsoft.com/office/drawing/2016/5/9/chartex" xmlns:cx4="http://schemas.microsoft.com/office/drawing/2016/5/10/chartex" xmlns:cx5="http://schemas.microsoft.com/office/drawing/2016/5/11/chartex" xmlns:cx6="http://schemas.microsoft.com/office/drawing/2016/5/12/chartex" xmlns:cx7="http://schemas.microsoft.com/office/drawing/2016/5/13/chartex" xmlns:cx8="http://schemas.microsoft.com/office/drawing/2016/5/14/chartex" xmlns:w16cid="http://schemas.microsoft.com/office/word/2016/wordml/cid" xmlns:w16se="http://schemas.microsoft.com/office/word/2015/wordml/symex">
-  <w:p>
-    <w:r>
-      <w:rPr>
-        <w:rFonts w:ascii="Arial" w:cs="Arial" w:eastAsia="Arial" w:hAnsi="Arial"/>
-        <w:color w:val="333333"/>
-        <w:sz w:val="16"/>
-        <w:szCs w:val="16"/>
-      </w:rPr>
-      <w:t xml:space="preserve">Case Study Review: Jar Aye Parent App - Closing the Visibility Gap</w:t>
-    </w:r>
-  </w:p>
-</w:hdr>
 </file>
 
 <file path=word/numbering.xml><?xml version="1.0" encoding="utf-8"?>
